--- a/WK9Assgn_Adhikari_R.docx
+++ b/WK9Assgn_Adhikari_R.docx
@@ -5,7 +5,11 @@
     <w:sdt>
       <w:sdtPr>
         <w:rPr>
+          <w:rFonts w:eastAsiaTheme="minorHAnsi"/>
           <w:color w:val="4472C4" w:themeColor="accent1"/>
+          <w:sz w:val="24"/>
+          <w:szCs w:val="24"/>
+          <w:lang w:eastAsia="en-US"/>
         </w:rPr>
         <w:id w:val="-322053484"/>
         <w:docPartObj>
@@ -15,14 +19,13 @@
       </w:sdtPr>
       <w:sdtEndPr>
         <w:rPr>
-          <w:rFonts w:ascii="Cambria" w:eastAsiaTheme="minorHAnsi" w:hAnsi="Cambria"/>
+          <w:rFonts w:ascii="Cambria" w:hAnsi="Cambria"/>
           <w:b/>
           <w:bCs/>
           <w:color w:val="212121"/>
           <w:sz w:val="32"/>
           <w:szCs w:val="32"/>
           <w:shd w:val="clear" w:color="auto" w:fill="FFFFFF"/>
-          <w:lang w:eastAsia="en-US"/>
         </w:rPr>
       </w:sdtEndPr>
       <w:sdtContent>
@@ -96,169 +99,138 @@
         </w:p>
         <w:p>
           <w:pPr>
+            <w:jc w:val="center"/>
             <w:rPr>
-              <w:sz w:val="40"/>
-              <w:szCs w:val="40"/>
+              <w:rFonts w:ascii="Times New Roman" w:hAnsi="Times New Roman" w:cs="Times New Roman"/>
+              <w:b/>
+              <w:bCs/>
             </w:rPr>
           </w:pPr>
           <w:r>
             <w:rPr>
-              <w:sz w:val="40"/>
-              <w:szCs w:val="40"/>
+              <w:rFonts w:ascii="Times New Roman" w:hAnsi="Times New Roman" w:cs="Times New Roman"/>
+              <w:b/>
+              <w:bCs/>
             </w:rPr>
             <w:t>Interprofessional organizational and System leadership</w:t>
           </w:r>
         </w:p>
         <w:p>
           <w:pPr>
+            <w:jc w:val="center"/>
             <w:rPr>
-              <w:sz w:val="40"/>
-              <w:szCs w:val="40"/>
+              <w:rFonts w:ascii="Times New Roman" w:hAnsi="Times New Roman" w:cs="Times New Roman"/>
             </w:rPr>
           </w:pPr>
         </w:p>
         <w:p>
           <w:pPr>
+            <w:jc w:val="center"/>
             <w:rPr>
-              <w:sz w:val="40"/>
-              <w:szCs w:val="40"/>
+              <w:rFonts w:ascii="Times New Roman" w:hAnsi="Times New Roman" w:cs="Times New Roman"/>
             </w:rPr>
           </w:pPr>
           <w:r>
             <w:rPr>
-              <w:sz w:val="40"/>
-              <w:szCs w:val="40"/>
+              <w:rFonts w:ascii="Times New Roman" w:hAnsi="Times New Roman" w:cs="Times New Roman"/>
             </w:rPr>
             <w:t>NRSE-6053C</w:t>
           </w:r>
         </w:p>
         <w:p>
           <w:pPr>
+            <w:jc w:val="center"/>
             <w:rPr>
-              <w:sz w:val="40"/>
-              <w:szCs w:val="40"/>
+              <w:rFonts w:ascii="Times New Roman" w:hAnsi="Times New Roman" w:cs="Times New Roman"/>
             </w:rPr>
           </w:pPr>
         </w:p>
         <w:p>
           <w:pPr>
+            <w:jc w:val="center"/>
             <w:rPr>
-              <w:sz w:val="40"/>
-              <w:szCs w:val="40"/>
+              <w:rFonts w:ascii="Times New Roman" w:hAnsi="Times New Roman" w:cs="Times New Roman"/>
             </w:rPr>
           </w:pPr>
           <w:r>
             <w:rPr>
-              <w:sz w:val="40"/>
-              <w:szCs w:val="40"/>
+              <w:rFonts w:ascii="Times New Roman" w:hAnsi="Times New Roman" w:cs="Times New Roman"/>
             </w:rPr>
             <w:t>Professor: Jane E O’Rourke</w:t>
           </w:r>
         </w:p>
         <w:p>
           <w:pPr>
+            <w:jc w:val="center"/>
             <w:rPr>
-              <w:sz w:val="40"/>
-              <w:szCs w:val="40"/>
+              <w:rFonts w:ascii="Times New Roman" w:hAnsi="Times New Roman" w:cs="Times New Roman"/>
             </w:rPr>
           </w:pPr>
         </w:p>
         <w:p>
           <w:pPr>
+            <w:jc w:val="center"/>
             <w:rPr>
-              <w:sz w:val="40"/>
-              <w:szCs w:val="40"/>
+              <w:rFonts w:ascii="Times New Roman" w:hAnsi="Times New Roman" w:cs="Times New Roman"/>
             </w:rPr>
           </w:pPr>
           <w:r>
             <w:rPr>
-              <w:sz w:val="40"/>
-              <w:szCs w:val="40"/>
+              <w:rFonts w:ascii="Times New Roman" w:hAnsi="Times New Roman" w:cs="Times New Roman"/>
             </w:rPr>
             <w:t>Walden university</w:t>
           </w:r>
         </w:p>
         <w:p>
           <w:pPr>
+            <w:jc w:val="center"/>
             <w:rPr>
-              <w:sz w:val="40"/>
-              <w:szCs w:val="40"/>
+              <w:rFonts w:ascii="Times New Roman" w:hAnsi="Times New Roman" w:cs="Times New Roman"/>
             </w:rPr>
           </w:pPr>
         </w:p>
         <w:p>
           <w:pPr>
+            <w:jc w:val="center"/>
             <w:rPr>
-              <w:sz w:val="40"/>
-              <w:szCs w:val="40"/>
+              <w:rFonts w:ascii="Times New Roman" w:hAnsi="Times New Roman" w:cs="Times New Roman"/>
             </w:rPr>
           </w:pPr>
           <w:proofErr w:type="spellStart"/>
           <w:r>
             <w:rPr>
-              <w:sz w:val="40"/>
-              <w:szCs w:val="40"/>
+              <w:rFonts w:ascii="Times New Roman" w:hAnsi="Times New Roman" w:cs="Times New Roman"/>
             </w:rPr>
             <w:t>Ritu</w:t>
           </w:r>
           <w:proofErr w:type="spellEnd"/>
           <w:r>
             <w:rPr>
-              <w:sz w:val="40"/>
-              <w:szCs w:val="40"/>
+              <w:rFonts w:ascii="Times New Roman" w:hAnsi="Times New Roman" w:cs="Times New Roman"/>
             </w:rPr>
-            <w:t xml:space="preserve"> Adhikari </w:t>
+            <w:t xml:space="preserve"> Adhikari</w:t>
           </w:r>
         </w:p>
         <w:p>
           <w:pPr>
+            <w:jc w:val="center"/>
             <w:rPr>
-              <w:sz w:val="40"/>
-              <w:szCs w:val="40"/>
+              <w:rFonts w:ascii="Times New Roman" w:hAnsi="Times New Roman" w:cs="Times New Roman"/>
             </w:rPr>
           </w:pPr>
         </w:p>
         <w:p>
           <w:pPr>
+            <w:jc w:val="center"/>
             <w:rPr>
-              <w:sz w:val="40"/>
-              <w:szCs w:val="40"/>
+              <w:rFonts w:ascii="Times New Roman" w:hAnsi="Times New Roman" w:cs="Times New Roman"/>
             </w:rPr>
           </w:pPr>
           <w:r>
             <w:rPr>
-              <w:sz w:val="40"/>
-              <w:szCs w:val="40"/>
+              <w:rFonts w:ascii="Times New Roman" w:hAnsi="Times New Roman" w:cs="Times New Roman"/>
             </w:rPr>
-            <w:t xml:space="preserve">Date: </w:t>
-          </w:r>
-          <w:r>
-            <w:rPr>
-              <w:sz w:val="40"/>
-              <w:szCs w:val="40"/>
-            </w:rPr>
-            <w:t>7</w:t>
-          </w:r>
-          <w:r>
-            <w:rPr>
-              <w:sz w:val="40"/>
-              <w:szCs w:val="40"/>
-            </w:rPr>
-            <w:t>/</w:t>
-          </w:r>
-          <w:r>
-            <w:rPr>
-              <w:sz w:val="40"/>
-              <w:szCs w:val="40"/>
-            </w:rPr>
-            <w:t>29</w:t>
-          </w:r>
-          <w:r>
-            <w:rPr>
-              <w:sz w:val="40"/>
-              <w:szCs w:val="40"/>
-            </w:rPr>
-            <w:t>/2023</w:t>
+            <w:t>Date: 7/29/2023</w:t>
           </w:r>
         </w:p>
         <w:p>
@@ -306,6 +278,45 @@
         </w:p>
         <w:p>
           <w:pPr>
+            <w:pStyle w:val="Heading2"/>
+            <w:spacing w:before="300" w:beforeAutospacing="0" w:after="0" w:afterAutospacing="0" w:line="450" w:lineRule="atLeast"/>
+            <w:ind w:firstLine="245"/>
+            <w:rPr>
+              <w:caps/>
+              <w:sz w:val="24"/>
+              <w:szCs w:val="24"/>
+            </w:rPr>
+          </w:pPr>
+          <w:r>
+            <w:rPr>
+              <w:color w:val="212121"/>
+              <w:sz w:val="24"/>
+              <w:szCs w:val="24"/>
+              <w:shd w:val="clear" w:color="auto" w:fill="FFFFFF"/>
+            </w:rPr>
+            <w:lastRenderedPageBreak/>
+            <w:t>Topic:</w:t>
+          </w:r>
+          <w:r>
+            <w:rPr>
+              <w:color w:val="212121"/>
+              <w:sz w:val="24"/>
+              <w:szCs w:val="24"/>
+              <w:shd w:val="clear" w:color="auto" w:fill="FFFFFF"/>
+            </w:rPr>
+            <w:t xml:space="preserve"> </w:t>
+          </w:r>
+          <w:r>
+            <w:rPr>
+              <w:caps/>
+              <w:sz w:val="24"/>
+              <w:szCs w:val="24"/>
+            </w:rPr>
+            <w:t>Workplace Environment Assessment</w:t>
+          </w:r>
+        </w:p>
+        <w:p>
+          <w:pPr>
             <w:rPr>
               <w:rFonts w:ascii="Cambria" w:hAnsi="Cambria"/>
               <w:b/>
@@ -313,6 +324,391 @@
               <w:color w:val="212121"/>
               <w:sz w:val="32"/>
               <w:szCs w:val="32"/>
+              <w:shd w:val="clear" w:color="auto" w:fill="FFFFFF"/>
+            </w:rPr>
+          </w:pPr>
+        </w:p>
+        <w:p>
+          <w:pPr>
+            <w:rPr>
+              <w:rFonts w:ascii="Times New Roman" w:hAnsi="Times New Roman" w:cs="Times New Roman"/>
+              <w:b/>
+              <w:bCs/>
+              <w:color w:val="273540"/>
+              <w:shd w:val="clear" w:color="auto" w:fill="FFFFFF"/>
+            </w:rPr>
+          </w:pPr>
+          <w:r>
+            <w:rPr>
+              <w:rStyle w:val="Strong"/>
+              <w:rFonts w:ascii="Times New Roman" w:hAnsi="Times New Roman" w:cs="Times New Roman"/>
+              <w:b w:val="0"/>
+              <w:bCs w:val="0"/>
+              <w:color w:val="273540"/>
+              <w:shd w:val="clear" w:color="auto" w:fill="FFFFFF"/>
+            </w:rPr>
+            <w:t>Submit</w:t>
+          </w:r>
+          <w:r>
+            <w:rPr>
+              <w:rFonts w:ascii="Times New Roman" w:hAnsi="Times New Roman" w:cs="Times New Roman"/>
+              <w:b/>
+              <w:bCs/>
+              <w:color w:val="273540"/>
+              <w:shd w:val="clear" w:color="auto" w:fill="FFFFFF"/>
+            </w:rPr>
+            <w:t> your Workplace Environment Assessment Assignment.</w:t>
+          </w:r>
+        </w:p>
+        <w:p>
+          <w:pPr>
+            <w:rPr>
+              <w:rFonts w:ascii="Times New Roman" w:hAnsi="Times New Roman" w:cs="Times New Roman"/>
+              <w:b/>
+              <w:bCs/>
+              <w:color w:val="273540"/>
+              <w:shd w:val="clear" w:color="auto" w:fill="FFFFFF"/>
+            </w:rPr>
+          </w:pPr>
+        </w:p>
+        <w:p>
+          <w:pPr>
+            <w:shd w:val="clear" w:color="auto" w:fill="FFFFFF"/>
+            <w:spacing w:before="180" w:after="180"/>
+            <w:jc w:val="both"/>
+            <w:rPr>
+              <w:rFonts w:ascii="Times New Roman" w:eastAsia="Times New Roman" w:hAnsi="Times New Roman" w:cs="Times New Roman"/>
+              <w:b/>
+              <w:bCs/>
+              <w:color w:val="273540"/>
+            </w:rPr>
+          </w:pPr>
+          <w:r>
+            <w:rPr>
+              <w:rFonts w:ascii="Times New Roman" w:eastAsia="Times New Roman" w:hAnsi="Times New Roman" w:cs="Times New Roman"/>
+              <w:b/>
+              <w:bCs/>
+              <w:color w:val="273540"/>
+            </w:rPr>
+            <w:t>The Assignment (3-6 pages total):</w:t>
+          </w:r>
+        </w:p>
+        <w:p>
+          <w:pPr>
+            <w:shd w:val="clear" w:color="auto" w:fill="FFFFFF"/>
+            <w:spacing w:before="180" w:after="180"/>
+            <w:jc w:val="both"/>
+            <w:rPr>
+              <w:rFonts w:ascii="Times New Roman" w:eastAsia="Times New Roman" w:hAnsi="Times New Roman" w:cs="Times New Roman"/>
+              <w:b/>
+              <w:bCs/>
+              <w:color w:val="273540"/>
+            </w:rPr>
+          </w:pPr>
+          <w:r>
+            <w:rPr>
+              <w:rFonts w:ascii="Times New Roman" w:eastAsia="Times New Roman" w:hAnsi="Times New Roman" w:cs="Times New Roman"/>
+              <w:b/>
+              <w:bCs/>
+              <w:color w:val="273540"/>
+            </w:rPr>
+            <w:t>Part 1: Work Environment Assessment (1-2 pages)</w:t>
+          </w:r>
+        </w:p>
+        <w:p>
+          <w:pPr>
+            <w:numPr>
+              <w:ilvl w:val="0"/>
+              <w:numId w:val="4"/>
+            </w:numPr>
+            <w:shd w:val="clear" w:color="auto" w:fill="FFFFFF"/>
+            <w:spacing w:before="100" w:beforeAutospacing="1" w:after="100" w:afterAutospacing="1"/>
+            <w:ind w:left="1095"/>
+            <w:jc w:val="both"/>
+            <w:rPr>
+              <w:rFonts w:ascii="Times New Roman" w:eastAsia="Times New Roman" w:hAnsi="Times New Roman" w:cs="Times New Roman"/>
+              <w:b/>
+              <w:bCs/>
+              <w:color w:val="273540"/>
+            </w:rPr>
+          </w:pPr>
+          <w:r>
+            <w:rPr>
+              <w:rFonts w:ascii="Times New Roman" w:eastAsia="Times New Roman" w:hAnsi="Times New Roman" w:cs="Times New Roman"/>
+              <w:b/>
+              <w:bCs/>
+              <w:color w:val="273540"/>
+            </w:rPr>
+            <w:t>Review the Work Environment Assessment Template you completed for this Module’s Discussion.</w:t>
+          </w:r>
+        </w:p>
+        <w:p>
+          <w:pPr>
+            <w:numPr>
+              <w:ilvl w:val="0"/>
+              <w:numId w:val="4"/>
+            </w:numPr>
+            <w:shd w:val="clear" w:color="auto" w:fill="FFFFFF"/>
+            <w:spacing w:before="100" w:beforeAutospacing="1" w:after="100" w:afterAutospacing="1"/>
+            <w:ind w:left="1095"/>
+            <w:jc w:val="both"/>
+            <w:rPr>
+              <w:rFonts w:ascii="Times New Roman" w:eastAsia="Times New Roman" w:hAnsi="Times New Roman" w:cs="Times New Roman"/>
+              <w:b/>
+              <w:bCs/>
+              <w:color w:val="273540"/>
+            </w:rPr>
+          </w:pPr>
+          <w:r>
+            <w:rPr>
+              <w:rFonts w:ascii="Times New Roman" w:eastAsia="Times New Roman" w:hAnsi="Times New Roman" w:cs="Times New Roman"/>
+              <w:b/>
+              <w:bCs/>
+              <w:color w:val="273540"/>
+            </w:rPr>
+            <w:t>Describe the results of the Work Environment Assessment you completed on your workplace.</w:t>
+          </w:r>
+        </w:p>
+        <w:p>
+          <w:pPr>
+            <w:numPr>
+              <w:ilvl w:val="0"/>
+              <w:numId w:val="4"/>
+            </w:numPr>
+            <w:shd w:val="clear" w:color="auto" w:fill="FFFFFF"/>
+            <w:spacing w:before="100" w:beforeAutospacing="1" w:after="100" w:afterAutospacing="1"/>
+            <w:ind w:left="1095"/>
+            <w:jc w:val="both"/>
+            <w:rPr>
+              <w:rFonts w:ascii="Times New Roman" w:eastAsia="Times New Roman" w:hAnsi="Times New Roman" w:cs="Times New Roman"/>
+              <w:b/>
+              <w:bCs/>
+              <w:color w:val="273540"/>
+            </w:rPr>
+          </w:pPr>
+          <w:r>
+            <w:rPr>
+              <w:rFonts w:ascii="Times New Roman" w:eastAsia="Times New Roman" w:hAnsi="Times New Roman" w:cs="Times New Roman"/>
+              <w:b/>
+              <w:bCs/>
+              <w:color w:val="273540"/>
+            </w:rPr>
+            <w:t>Identify two things that surprised you about the results and one idea you believed prior to conducting the Assessment that was confirmed.</w:t>
+          </w:r>
+        </w:p>
+        <w:p>
+          <w:pPr>
+            <w:numPr>
+              <w:ilvl w:val="0"/>
+              <w:numId w:val="4"/>
+            </w:numPr>
+            <w:shd w:val="clear" w:color="auto" w:fill="FFFFFF"/>
+            <w:spacing w:before="100" w:beforeAutospacing="1" w:after="100" w:afterAutospacing="1"/>
+            <w:ind w:left="1095"/>
+            <w:jc w:val="both"/>
+            <w:rPr>
+              <w:rFonts w:ascii="Times New Roman" w:eastAsia="Times New Roman" w:hAnsi="Times New Roman" w:cs="Times New Roman"/>
+              <w:b/>
+              <w:bCs/>
+              <w:color w:val="273540"/>
+            </w:rPr>
+          </w:pPr>
+          <w:r>
+            <w:rPr>
+              <w:rFonts w:ascii="Times New Roman" w:eastAsia="Times New Roman" w:hAnsi="Times New Roman" w:cs="Times New Roman"/>
+              <w:b/>
+              <w:bCs/>
+              <w:color w:val="273540"/>
+            </w:rPr>
+            <w:t>Explain what the results of the Assessment suggest about the health and civility of your workplace.</w:t>
+          </w:r>
+        </w:p>
+        <w:p>
+          <w:pPr>
+            <w:shd w:val="clear" w:color="auto" w:fill="FFFFFF"/>
+            <w:spacing w:before="180" w:after="180"/>
+            <w:jc w:val="both"/>
+            <w:rPr>
+              <w:rFonts w:ascii="Times New Roman" w:eastAsia="Times New Roman" w:hAnsi="Times New Roman" w:cs="Times New Roman"/>
+              <w:b/>
+              <w:bCs/>
+              <w:color w:val="273540"/>
+            </w:rPr>
+          </w:pPr>
+          <w:r>
+            <w:rPr>
+              <w:rFonts w:ascii="Times New Roman" w:eastAsia="Times New Roman" w:hAnsi="Times New Roman" w:cs="Times New Roman"/>
+              <w:b/>
+              <w:bCs/>
+              <w:color w:val="273540"/>
+            </w:rPr>
+            <w:t>Part 2: Reviewing the Literature (1-2 pages)</w:t>
+          </w:r>
+        </w:p>
+        <w:p>
+          <w:pPr>
+            <w:numPr>
+              <w:ilvl w:val="0"/>
+              <w:numId w:val="5"/>
+            </w:numPr>
+            <w:shd w:val="clear" w:color="auto" w:fill="FFFFFF"/>
+            <w:spacing w:before="100" w:beforeAutospacing="1" w:after="100" w:afterAutospacing="1"/>
+            <w:ind w:left="1095"/>
+            <w:jc w:val="both"/>
+            <w:rPr>
+              <w:rFonts w:ascii="Times New Roman" w:eastAsia="Times New Roman" w:hAnsi="Times New Roman" w:cs="Times New Roman"/>
+              <w:b/>
+              <w:bCs/>
+              <w:color w:val="273540"/>
+            </w:rPr>
+          </w:pPr>
+          <w:r>
+            <w:rPr>
+              <w:rFonts w:ascii="Times New Roman" w:eastAsia="Times New Roman" w:hAnsi="Times New Roman" w:cs="Times New Roman"/>
+              <w:b/>
+              <w:bCs/>
+              <w:color w:val="273540"/>
+            </w:rPr>
+            <w:t>Briefly describe the theory or concept presented in the article(s) you selected.</w:t>
+          </w:r>
+        </w:p>
+        <w:p>
+          <w:pPr>
+            <w:numPr>
+              <w:ilvl w:val="0"/>
+              <w:numId w:val="5"/>
+            </w:numPr>
+            <w:shd w:val="clear" w:color="auto" w:fill="FFFFFF"/>
+            <w:spacing w:before="100" w:beforeAutospacing="1" w:after="100" w:afterAutospacing="1"/>
+            <w:ind w:left="1095"/>
+            <w:jc w:val="both"/>
+            <w:rPr>
+              <w:rFonts w:ascii="Times New Roman" w:eastAsia="Times New Roman" w:hAnsi="Times New Roman" w:cs="Times New Roman"/>
+              <w:b/>
+              <w:bCs/>
+              <w:color w:val="273540"/>
+            </w:rPr>
+          </w:pPr>
+          <w:r>
+            <w:rPr>
+              <w:rFonts w:ascii="Times New Roman" w:eastAsia="Times New Roman" w:hAnsi="Times New Roman" w:cs="Times New Roman"/>
+              <w:b/>
+              <w:bCs/>
+              <w:color w:val="273540"/>
+            </w:rPr>
+            <w:t>Explain how the theory or concept presented in the article(s) relates to the results of your Work Environment Assessment.</w:t>
+          </w:r>
+        </w:p>
+        <w:p>
+          <w:pPr>
+            <w:numPr>
+              <w:ilvl w:val="0"/>
+              <w:numId w:val="5"/>
+            </w:numPr>
+            <w:shd w:val="clear" w:color="auto" w:fill="FFFFFF"/>
+            <w:spacing w:before="100" w:beforeAutospacing="1" w:after="100" w:afterAutospacing="1"/>
+            <w:ind w:left="1095"/>
+            <w:jc w:val="both"/>
+            <w:rPr>
+              <w:rFonts w:ascii="Times New Roman" w:eastAsia="Times New Roman" w:hAnsi="Times New Roman" w:cs="Times New Roman"/>
+              <w:b/>
+              <w:bCs/>
+              <w:color w:val="273540"/>
+            </w:rPr>
+          </w:pPr>
+          <w:r>
+            <w:rPr>
+              <w:rFonts w:ascii="Times New Roman" w:eastAsia="Times New Roman" w:hAnsi="Times New Roman" w:cs="Times New Roman"/>
+              <w:b/>
+              <w:bCs/>
+              <w:color w:val="273540"/>
+            </w:rPr>
+            <w:t>Explain how your organization could apply the theory highlighted in your selected article(s) to improve organizational health and/or create stronger work teams. Be specific and provide examples.</w:t>
+          </w:r>
+        </w:p>
+        <w:p>
+          <w:pPr>
+            <w:shd w:val="clear" w:color="auto" w:fill="FFFFFF"/>
+            <w:spacing w:before="180" w:after="180"/>
+            <w:jc w:val="both"/>
+            <w:rPr>
+              <w:rFonts w:ascii="Times New Roman" w:eastAsia="Times New Roman" w:hAnsi="Times New Roman" w:cs="Times New Roman"/>
+              <w:b/>
+              <w:bCs/>
+              <w:color w:val="273540"/>
+            </w:rPr>
+          </w:pPr>
+          <w:r>
+            <w:rPr>
+              <w:rFonts w:ascii="Times New Roman" w:eastAsia="Times New Roman" w:hAnsi="Times New Roman" w:cs="Times New Roman"/>
+              <w:b/>
+              <w:bCs/>
+              <w:color w:val="273540"/>
+            </w:rPr>
+            <w:t>Part 3: Evidence-Based Strategies to Create High-Performance Interprofessional Teams (1–2 pages)</w:t>
+          </w:r>
+        </w:p>
+        <w:p>
+          <w:pPr>
+            <w:numPr>
+              <w:ilvl w:val="0"/>
+              <w:numId w:val="6"/>
+            </w:numPr>
+            <w:shd w:val="clear" w:color="auto" w:fill="FFFFFF"/>
+            <w:spacing w:before="100" w:beforeAutospacing="1" w:after="100" w:afterAutospacing="1"/>
+            <w:ind w:left="1095"/>
+            <w:jc w:val="both"/>
+            <w:rPr>
+              <w:rFonts w:ascii="Times New Roman" w:eastAsia="Times New Roman" w:hAnsi="Times New Roman" w:cs="Times New Roman"/>
+              <w:b/>
+              <w:bCs/>
+              <w:color w:val="273540"/>
+            </w:rPr>
+          </w:pPr>
+          <w:r>
+            <w:rPr>
+              <w:rFonts w:ascii="Times New Roman" w:eastAsia="Times New Roman" w:hAnsi="Times New Roman" w:cs="Times New Roman"/>
+              <w:b/>
+              <w:bCs/>
+              <w:color w:val="273540"/>
+            </w:rPr>
+            <w:t>Recommend at least two strategies, supported in the literature, that can be implemented to address any shortcomings revealed in your Work Environment Assessment.</w:t>
+          </w:r>
+        </w:p>
+        <w:p>
+          <w:pPr>
+            <w:numPr>
+              <w:ilvl w:val="0"/>
+              <w:numId w:val="6"/>
+            </w:numPr>
+            <w:shd w:val="clear" w:color="auto" w:fill="FFFFFF"/>
+            <w:spacing w:before="100" w:beforeAutospacing="1" w:after="100" w:afterAutospacing="1"/>
+            <w:ind w:left="1095"/>
+            <w:jc w:val="both"/>
+            <w:rPr>
+              <w:rFonts w:ascii="Times New Roman" w:eastAsia="Times New Roman" w:hAnsi="Times New Roman" w:cs="Times New Roman"/>
+              <w:b/>
+              <w:bCs/>
+              <w:color w:val="273540"/>
+            </w:rPr>
+          </w:pPr>
+          <w:r>
+            <w:rPr>
+              <w:rFonts w:ascii="Times New Roman" w:eastAsia="Times New Roman" w:hAnsi="Times New Roman" w:cs="Times New Roman"/>
+              <w:b/>
+              <w:bCs/>
+              <w:color w:val="273540"/>
+            </w:rPr>
+            <w:t>Recommend at least two strategies that can be implemented to bolster successful practices revealed in your Work Environment Assessment.</w:t>
+          </w:r>
+        </w:p>
+        <w:p>
+          <w:pPr>
+            <w:rPr>
+              <w:rFonts w:ascii="Times New Roman" w:hAnsi="Times New Roman" w:cs="Times New Roman"/>
+              <w:b/>
+              <w:bCs/>
+              <w:color w:val="273540"/>
               <w:shd w:val="clear" w:color="auto" w:fill="FFFFFF"/>
             </w:rPr>
           </w:pPr>
@@ -335,6 +731,17 @@
     <w:p>
       <w:pPr>
         <w:rPr>
+          <w:rFonts w:ascii="Cambria" w:hAnsi="Cambria"/>
+          <w:b/>
+          <w:bCs/>
+          <w:color w:val="212121"/>
+          <w:sz w:val="32"/>
+          <w:szCs w:val="32"/>
+          <w:shd w:val="clear" w:color="auto" w:fill="FFFFFF"/>
+        </w:rPr>
+      </w:pPr>
+      <w:r>
+        <w:rPr>
           <w:rFonts w:ascii="Times New Roman" w:hAnsi="Times New Roman" w:cs="Times New Roman"/>
           <w:b/>
           <w:bCs/>
@@ -343,8 +750,254 @@
           <w:szCs w:val="28"/>
           <w:shd w:val="clear" w:color="auto" w:fill="FFFFFF"/>
         </w:rPr>
-      </w:pPr>
-      <w:r>
+        <w:t>Introduction</w:t>
+      </w:r>
+    </w:p>
+    <w:p>
+      <w:pPr>
+        <w:rPr>
+          <w:rFonts w:ascii="Times New Roman" w:hAnsi="Times New Roman" w:cs="Times New Roman"/>
+          <w:b/>
+          <w:bCs/>
+          <w:color w:val="212121"/>
+          <w:sz w:val="32"/>
+          <w:szCs w:val="32"/>
+          <w:shd w:val="clear" w:color="auto" w:fill="FFFFFF"/>
+        </w:rPr>
+      </w:pPr>
+    </w:p>
+    <w:p>
+      <w:pPr>
+        <w:spacing w:line="480" w:lineRule="auto"/>
+        <w:rPr>
+          <w:rFonts w:ascii="Times New Roman" w:hAnsi="Times New Roman" w:cs="Times New Roman"/>
+          <w:color w:val="212121"/>
+          <w:shd w:val="clear" w:color="auto" w:fill="FFFFFF"/>
+        </w:rPr>
+      </w:pPr>
+      <w:r>
+        <w:rPr>
+          <w:rFonts w:ascii="Times New Roman" w:hAnsi="Times New Roman" w:cs="Times New Roman"/>
+          <w:color w:val="212121"/>
+          <w:shd w:val="clear" w:color="auto" w:fill="FFFFFF"/>
+        </w:rPr>
+        <w:t xml:space="preserve">Incivility at </w:t>
+      </w:r>
+      <w:r>
+        <w:rPr>
+          <w:rFonts w:ascii="Times New Roman" w:hAnsi="Times New Roman" w:cs="Times New Roman"/>
+          <w:color w:val="212121"/>
+          <w:shd w:val="clear" w:color="auto" w:fill="FFFFFF"/>
+        </w:rPr>
+        <w:t xml:space="preserve">the </w:t>
+      </w:r>
+      <w:r>
+        <w:rPr>
+          <w:rFonts w:ascii="Times New Roman" w:hAnsi="Times New Roman" w:cs="Times New Roman"/>
+          <w:color w:val="212121"/>
+          <w:shd w:val="clear" w:color="auto" w:fill="FFFFFF"/>
+        </w:rPr>
+        <w:t xml:space="preserve">workplace can lead to negative health consequences on </w:t>
+      </w:r>
+      <w:r>
+        <w:rPr>
+          <w:rFonts w:ascii="Times New Roman" w:hAnsi="Times New Roman" w:cs="Times New Roman"/>
+          <w:color w:val="212121"/>
+          <w:shd w:val="clear" w:color="auto" w:fill="FFFFFF"/>
+        </w:rPr>
+        <w:t xml:space="preserve">both </w:t>
+      </w:r>
+      <w:r>
+        <w:rPr>
+          <w:rFonts w:ascii="Times New Roman" w:hAnsi="Times New Roman" w:cs="Times New Roman"/>
+          <w:color w:val="212121"/>
+          <w:shd w:val="clear" w:color="auto" w:fill="FFFFFF"/>
+        </w:rPr>
+        <w:t xml:space="preserve">physical and </w:t>
+      </w:r>
+      <w:r>
+        <w:rPr>
+          <w:rFonts w:ascii="Times New Roman" w:hAnsi="Times New Roman" w:cs="Times New Roman"/>
+          <w:color w:val="212121"/>
+          <w:shd w:val="clear" w:color="auto" w:fill="FFFFFF"/>
+        </w:rPr>
+        <w:t xml:space="preserve">psychological </w:t>
+      </w:r>
+      <w:r>
+        <w:rPr>
+          <w:rFonts w:ascii="Times New Roman" w:hAnsi="Times New Roman" w:cs="Times New Roman"/>
+          <w:color w:val="212121"/>
+          <w:shd w:val="clear" w:color="auto" w:fill="FFFFFF"/>
+        </w:rPr>
+        <w:t>levels</w:t>
+      </w:r>
+      <w:r>
+        <w:rPr>
+          <w:rFonts w:ascii="Times New Roman" w:hAnsi="Times New Roman" w:cs="Times New Roman"/>
+          <w:color w:val="212121"/>
+          <w:shd w:val="clear" w:color="auto" w:fill="FFFFFF"/>
+        </w:rPr>
+        <w:t xml:space="preserve">. It could affect one's self-image, decrease self-esteem, self-confidence, and self-efficacy, and can lead to depression. </w:t>
+      </w:r>
+      <w:r>
+        <w:rPr>
+          <w:rFonts w:ascii="Times New Roman" w:hAnsi="Times New Roman" w:cs="Times New Roman"/>
+          <w:color w:val="212121"/>
+          <w:shd w:val="clear" w:color="auto" w:fill="FFFFFF"/>
+        </w:rPr>
+        <w:t xml:space="preserve">According to Di Fabio and </w:t>
+      </w:r>
+      <w:proofErr w:type="spellStart"/>
+      <w:r>
+        <w:rPr>
+          <w:rFonts w:ascii="Times New Roman" w:hAnsi="Times New Roman" w:cs="Times New Roman"/>
+          <w:color w:val="212121"/>
+          <w:shd w:val="clear" w:color="auto" w:fill="FFFFFF"/>
+        </w:rPr>
+        <w:t>Duradoni</w:t>
+      </w:r>
+      <w:proofErr w:type="spellEnd"/>
+      <w:r>
+        <w:rPr>
+          <w:rFonts w:ascii="Times New Roman" w:hAnsi="Times New Roman" w:cs="Times New Roman"/>
+          <w:color w:val="212121"/>
+          <w:shd w:val="clear" w:color="auto" w:fill="FFFFFF"/>
+        </w:rPr>
+        <w:t xml:space="preserve">, 10 to 20% </w:t>
+      </w:r>
+      <w:r>
+        <w:rPr>
+          <w:rFonts w:ascii="Times New Roman" w:hAnsi="Times New Roman" w:cs="Times New Roman"/>
+          <w:color w:val="212121"/>
+          <w:shd w:val="clear" w:color="auto" w:fill="FFFFFF"/>
+        </w:rPr>
+        <w:t xml:space="preserve">of </w:t>
+      </w:r>
+      <w:r>
+        <w:rPr>
+          <w:rFonts w:ascii="Times New Roman" w:hAnsi="Times New Roman" w:cs="Times New Roman"/>
+          <w:color w:val="212121"/>
+          <w:shd w:val="clear" w:color="auto" w:fill="FFFFFF"/>
+        </w:rPr>
+        <w:lastRenderedPageBreak/>
+        <w:t xml:space="preserve">workers have witnessed incivility </w:t>
+      </w:r>
+      <w:r>
+        <w:rPr>
+          <w:rFonts w:ascii="Times New Roman" w:hAnsi="Times New Roman" w:cs="Times New Roman"/>
+          <w:color w:val="212121"/>
+          <w:shd w:val="clear" w:color="auto" w:fill="FFFFFF"/>
+        </w:rPr>
+        <w:t xml:space="preserve">daily </w:t>
+      </w:r>
+      <w:r>
+        <w:rPr>
+          <w:rFonts w:ascii="Times New Roman" w:hAnsi="Times New Roman" w:cs="Times New Roman"/>
+          <w:color w:val="212121"/>
+          <w:shd w:val="clear" w:color="auto" w:fill="FFFFFF"/>
+        </w:rPr>
+        <w:t xml:space="preserve">and 20 to 50% have affirmed that they have been the target of mistreatment at </w:t>
+      </w:r>
+      <w:r>
+        <w:rPr>
+          <w:rFonts w:ascii="Times New Roman" w:hAnsi="Times New Roman" w:cs="Times New Roman"/>
+          <w:color w:val="212121"/>
+          <w:shd w:val="clear" w:color="auto" w:fill="FFFFFF"/>
+        </w:rPr>
+        <w:t xml:space="preserve">the </w:t>
+      </w:r>
+      <w:r>
+        <w:rPr>
+          <w:rFonts w:ascii="Times New Roman" w:hAnsi="Times New Roman" w:cs="Times New Roman"/>
+          <w:color w:val="212121"/>
+          <w:shd w:val="clear" w:color="auto" w:fill="FFFFFF"/>
+        </w:rPr>
+        <w:t xml:space="preserve">workplace. Because of </w:t>
+      </w:r>
+      <w:r>
+        <w:rPr>
+          <w:rFonts w:ascii="Times New Roman" w:hAnsi="Times New Roman" w:cs="Times New Roman"/>
+          <w:color w:val="212121"/>
+          <w:shd w:val="clear" w:color="auto" w:fill="FFFFFF"/>
+        </w:rPr>
+        <w:t>globalization, technological</w:t>
+      </w:r>
+      <w:r>
+        <w:rPr>
+          <w:rFonts w:ascii="Times New Roman" w:hAnsi="Times New Roman" w:cs="Times New Roman"/>
+          <w:color w:val="212121"/>
+          <w:shd w:val="clear" w:color="auto" w:fill="FFFFFF"/>
+        </w:rPr>
+        <w:t xml:space="preserve"> advancement and rapid economic changes workplace can be stressful</w:t>
+      </w:r>
+      <w:r>
+        <w:rPr>
+          <w:rFonts w:ascii="Times New Roman" w:hAnsi="Times New Roman" w:cs="Times New Roman"/>
+          <w:color w:val="212121"/>
+          <w:shd w:val="clear" w:color="auto" w:fill="FFFFFF"/>
+        </w:rPr>
+        <w:t xml:space="preserve"> making it difficult to cope, there is an increased perception of time pressure making workers uncivil in their behavior. This paper describes </w:t>
+      </w:r>
+      <w:r>
+        <w:rPr>
+          <w:rFonts w:ascii="Times New Roman" w:hAnsi="Times New Roman" w:cs="Times New Roman"/>
+          <w:color w:val="212121"/>
+          <w:shd w:val="clear" w:color="auto" w:fill="FFFFFF"/>
+        </w:rPr>
+        <w:t xml:space="preserve">the </w:t>
+      </w:r>
+      <w:r>
+        <w:rPr>
+          <w:rFonts w:ascii="Times New Roman" w:hAnsi="Times New Roman" w:cs="Times New Roman"/>
+          <w:color w:val="212121"/>
+          <w:shd w:val="clear" w:color="auto" w:fill="FFFFFF"/>
+        </w:rPr>
+        <w:t xml:space="preserve">result of my workplace assessment based on </w:t>
+      </w:r>
+      <w:r>
+        <w:rPr>
+          <w:rFonts w:ascii="Times New Roman" w:hAnsi="Times New Roman" w:cs="Times New Roman"/>
+          <w:color w:val="212121"/>
+          <w:shd w:val="clear" w:color="auto" w:fill="FFFFFF"/>
+        </w:rPr>
+        <w:t>Clark's</w:t>
+      </w:r>
+      <w:r>
+        <w:rPr>
+          <w:rFonts w:ascii="Times New Roman" w:hAnsi="Times New Roman" w:cs="Times New Roman"/>
+          <w:color w:val="212121"/>
+          <w:shd w:val="clear" w:color="auto" w:fill="FFFFFF"/>
+        </w:rPr>
+        <w:t xml:space="preserve"> </w:t>
+      </w:r>
+      <w:r>
+        <w:rPr>
+          <w:rFonts w:ascii="Times New Roman" w:hAnsi="Times New Roman" w:cs="Times New Roman"/>
+          <w:color w:val="212121"/>
+          <w:shd w:val="clear" w:color="auto" w:fill="FFFFFF"/>
+        </w:rPr>
+        <w:t>Healthy</w:t>
+      </w:r>
+      <w:r>
+        <w:rPr>
+          <w:rFonts w:ascii="Times New Roman" w:hAnsi="Times New Roman" w:cs="Times New Roman"/>
+          <w:color w:val="212121"/>
+          <w:shd w:val="clear" w:color="auto" w:fill="FFFFFF"/>
+        </w:rPr>
+        <w:t xml:space="preserve"> Workplace inventory, </w:t>
+      </w:r>
+      <w:r>
+        <w:rPr>
+          <w:rFonts w:ascii="Times New Roman" w:hAnsi="Times New Roman" w:cs="Times New Roman"/>
+          <w:color w:val="212121"/>
+          <w:shd w:val="clear" w:color="auto" w:fill="FFFFFF"/>
+        </w:rPr>
+        <w:t xml:space="preserve">a review of the literature of the article I have selected, and strategies to create high-performance Interprofessional Teams. </w:t>
+      </w:r>
+    </w:p>
+    <w:p>
+      <w:pPr>
+        <w:spacing w:line="480" w:lineRule="auto"/>
         <w:rPr>
           <w:rFonts w:ascii="Times New Roman" w:hAnsi="Times New Roman" w:cs="Times New Roman"/>
           <w:b/>
@@ -354,249 +1007,7 @@
           <w:szCs w:val="28"/>
           <w:shd w:val="clear" w:color="auto" w:fill="FFFFFF"/>
         </w:rPr>
-        <w:t>Introduction</w:t>
-      </w:r>
-    </w:p>
-    <w:p>
-      <w:pPr>
-        <w:rPr>
-          <w:rFonts w:ascii="Times New Roman" w:hAnsi="Times New Roman" w:cs="Times New Roman"/>
-          <w:b/>
-          <w:bCs/>
-          <w:color w:val="212121"/>
-          <w:sz w:val="32"/>
-          <w:szCs w:val="32"/>
-          <w:shd w:val="clear" w:color="auto" w:fill="FFFFFF"/>
-        </w:rPr>
-      </w:pPr>
-    </w:p>
-    <w:p>
-      <w:pPr>
-        <w:spacing w:line="480" w:lineRule="auto"/>
-        <w:rPr>
-          <w:rFonts w:ascii="Times New Roman" w:hAnsi="Times New Roman" w:cs="Times New Roman"/>
-          <w:color w:val="212121"/>
-          <w:shd w:val="clear" w:color="auto" w:fill="FFFFFF"/>
-        </w:rPr>
-      </w:pPr>
-      <w:r>
-        <w:rPr>
-          <w:rFonts w:ascii="Times New Roman" w:hAnsi="Times New Roman" w:cs="Times New Roman"/>
-          <w:color w:val="212121"/>
-          <w:shd w:val="clear" w:color="auto" w:fill="FFFFFF"/>
-        </w:rPr>
-        <w:t xml:space="preserve">Incivility at </w:t>
-      </w:r>
-      <w:r>
-        <w:rPr>
-          <w:rFonts w:ascii="Times New Roman" w:hAnsi="Times New Roman" w:cs="Times New Roman"/>
-          <w:color w:val="212121"/>
-          <w:shd w:val="clear" w:color="auto" w:fill="FFFFFF"/>
-        </w:rPr>
-        <w:t xml:space="preserve">the </w:t>
-      </w:r>
-      <w:r>
-        <w:rPr>
-          <w:rFonts w:ascii="Times New Roman" w:hAnsi="Times New Roman" w:cs="Times New Roman"/>
-          <w:color w:val="212121"/>
-          <w:shd w:val="clear" w:color="auto" w:fill="FFFFFF"/>
-        </w:rPr>
-        <w:t xml:space="preserve">workplace can lead to negative health consequences on </w:t>
-      </w:r>
-      <w:r>
-        <w:rPr>
-          <w:rFonts w:ascii="Times New Roman" w:hAnsi="Times New Roman" w:cs="Times New Roman"/>
-          <w:color w:val="212121"/>
-          <w:shd w:val="clear" w:color="auto" w:fill="FFFFFF"/>
-        </w:rPr>
-        <w:t xml:space="preserve">both </w:t>
-      </w:r>
-      <w:r>
-        <w:rPr>
-          <w:rFonts w:ascii="Times New Roman" w:hAnsi="Times New Roman" w:cs="Times New Roman"/>
-          <w:color w:val="212121"/>
-          <w:shd w:val="clear" w:color="auto" w:fill="FFFFFF"/>
-        </w:rPr>
-        <w:t xml:space="preserve">physical and </w:t>
-      </w:r>
-      <w:r>
-        <w:rPr>
-          <w:rFonts w:ascii="Times New Roman" w:hAnsi="Times New Roman" w:cs="Times New Roman"/>
-          <w:color w:val="212121"/>
-          <w:shd w:val="clear" w:color="auto" w:fill="FFFFFF"/>
-        </w:rPr>
-        <w:t xml:space="preserve">psychological </w:t>
-      </w:r>
-      <w:r>
-        <w:rPr>
-          <w:rFonts w:ascii="Times New Roman" w:hAnsi="Times New Roman" w:cs="Times New Roman"/>
-          <w:color w:val="212121"/>
-          <w:shd w:val="clear" w:color="auto" w:fill="FFFFFF"/>
-        </w:rPr>
-        <w:t>levels</w:t>
-      </w:r>
-      <w:r>
-        <w:rPr>
-          <w:rFonts w:ascii="Times New Roman" w:hAnsi="Times New Roman" w:cs="Times New Roman"/>
-          <w:color w:val="212121"/>
-          <w:shd w:val="clear" w:color="auto" w:fill="FFFFFF"/>
-        </w:rPr>
-        <w:t xml:space="preserve">. It could affect one's self-image, decrease self-esteem, self-confidence, and self-efficacy, and can lead to depression. </w:t>
-      </w:r>
-      <w:r>
-        <w:rPr>
-          <w:rFonts w:ascii="Times New Roman" w:hAnsi="Times New Roman" w:cs="Times New Roman"/>
-          <w:color w:val="212121"/>
-          <w:shd w:val="clear" w:color="auto" w:fill="FFFFFF"/>
-        </w:rPr>
-        <w:t xml:space="preserve">According to Di Fabio and </w:t>
-      </w:r>
-      <w:proofErr w:type="spellStart"/>
-      <w:r>
-        <w:rPr>
-          <w:rFonts w:ascii="Times New Roman" w:hAnsi="Times New Roman" w:cs="Times New Roman"/>
-          <w:color w:val="212121"/>
-          <w:shd w:val="clear" w:color="auto" w:fill="FFFFFF"/>
-        </w:rPr>
-        <w:t>Duradoni</w:t>
-      </w:r>
-      <w:proofErr w:type="spellEnd"/>
-      <w:r>
-        <w:rPr>
-          <w:rFonts w:ascii="Times New Roman" w:hAnsi="Times New Roman" w:cs="Times New Roman"/>
-          <w:color w:val="212121"/>
-          <w:shd w:val="clear" w:color="auto" w:fill="FFFFFF"/>
-        </w:rPr>
-        <w:t xml:space="preserve">, 10 to 20% </w:t>
-      </w:r>
-      <w:r>
-        <w:rPr>
-          <w:rFonts w:ascii="Times New Roman" w:hAnsi="Times New Roman" w:cs="Times New Roman"/>
-          <w:color w:val="212121"/>
-          <w:shd w:val="clear" w:color="auto" w:fill="FFFFFF"/>
-        </w:rPr>
-        <w:t xml:space="preserve">of </w:t>
-      </w:r>
-      <w:r>
-        <w:rPr>
-          <w:rFonts w:ascii="Times New Roman" w:hAnsi="Times New Roman" w:cs="Times New Roman"/>
-          <w:color w:val="212121"/>
-          <w:shd w:val="clear" w:color="auto" w:fill="FFFFFF"/>
-        </w:rPr>
-        <w:t xml:space="preserve">workers have witnessed incivility </w:t>
-      </w:r>
-      <w:r>
-        <w:rPr>
-          <w:rFonts w:ascii="Times New Roman" w:hAnsi="Times New Roman" w:cs="Times New Roman"/>
-          <w:color w:val="212121"/>
-          <w:shd w:val="clear" w:color="auto" w:fill="FFFFFF"/>
-        </w:rPr>
-        <w:t xml:space="preserve">daily </w:t>
-      </w:r>
-      <w:r>
-        <w:rPr>
-          <w:rFonts w:ascii="Times New Roman" w:hAnsi="Times New Roman" w:cs="Times New Roman"/>
-          <w:color w:val="212121"/>
-          <w:shd w:val="clear" w:color="auto" w:fill="FFFFFF"/>
-        </w:rPr>
-        <w:t xml:space="preserve">and 20 to 50% have affirmed that they have been the target of mistreatment at </w:t>
-      </w:r>
-      <w:r>
-        <w:rPr>
-          <w:rFonts w:ascii="Times New Roman" w:hAnsi="Times New Roman" w:cs="Times New Roman"/>
-          <w:color w:val="212121"/>
-          <w:shd w:val="clear" w:color="auto" w:fill="FFFFFF"/>
-        </w:rPr>
-        <w:t xml:space="preserve">the </w:t>
-      </w:r>
-      <w:r>
-        <w:rPr>
-          <w:rFonts w:ascii="Times New Roman" w:hAnsi="Times New Roman" w:cs="Times New Roman"/>
-          <w:color w:val="212121"/>
-          <w:shd w:val="clear" w:color="auto" w:fill="FFFFFF"/>
-        </w:rPr>
-        <w:t xml:space="preserve">workplace. Because of </w:t>
-      </w:r>
-      <w:r>
-        <w:rPr>
-          <w:rFonts w:ascii="Times New Roman" w:hAnsi="Times New Roman" w:cs="Times New Roman"/>
-          <w:color w:val="212121"/>
-          <w:shd w:val="clear" w:color="auto" w:fill="FFFFFF"/>
-        </w:rPr>
-        <w:t>globalization, technological</w:t>
-      </w:r>
-      <w:r>
-        <w:rPr>
-          <w:rFonts w:ascii="Times New Roman" w:hAnsi="Times New Roman" w:cs="Times New Roman"/>
-          <w:color w:val="212121"/>
-          <w:shd w:val="clear" w:color="auto" w:fill="FFFFFF"/>
-        </w:rPr>
-        <w:t xml:space="preserve"> advancement and rapid economic changes workplace can be stressful</w:t>
-      </w:r>
-      <w:r>
-        <w:rPr>
-          <w:rFonts w:ascii="Times New Roman" w:hAnsi="Times New Roman" w:cs="Times New Roman"/>
-          <w:color w:val="212121"/>
-          <w:shd w:val="clear" w:color="auto" w:fill="FFFFFF"/>
-        </w:rPr>
-        <w:t xml:space="preserve"> making it difficult to cope, there is an increased perception of time pressure making workers uncivil in their behavior. This paper describes </w:t>
-      </w:r>
-      <w:r>
-        <w:rPr>
-          <w:rFonts w:ascii="Times New Roman" w:hAnsi="Times New Roman" w:cs="Times New Roman"/>
-          <w:color w:val="212121"/>
-          <w:shd w:val="clear" w:color="auto" w:fill="FFFFFF"/>
-        </w:rPr>
-        <w:t xml:space="preserve">the </w:t>
-      </w:r>
-      <w:r>
-        <w:rPr>
-          <w:rFonts w:ascii="Times New Roman" w:hAnsi="Times New Roman" w:cs="Times New Roman"/>
-          <w:color w:val="212121"/>
-          <w:shd w:val="clear" w:color="auto" w:fill="FFFFFF"/>
-        </w:rPr>
-        <w:t xml:space="preserve">result of my workplace assessment based on </w:t>
-      </w:r>
-      <w:r>
-        <w:rPr>
-          <w:rFonts w:ascii="Times New Roman" w:hAnsi="Times New Roman" w:cs="Times New Roman"/>
-          <w:color w:val="212121"/>
-          <w:shd w:val="clear" w:color="auto" w:fill="FFFFFF"/>
-        </w:rPr>
-        <w:t>Clark's</w:t>
-      </w:r>
-      <w:r>
-        <w:rPr>
-          <w:rFonts w:ascii="Times New Roman" w:hAnsi="Times New Roman" w:cs="Times New Roman"/>
-          <w:color w:val="212121"/>
-          <w:shd w:val="clear" w:color="auto" w:fill="FFFFFF"/>
-        </w:rPr>
-        <w:t xml:space="preserve"> </w:t>
-      </w:r>
-      <w:r>
-        <w:rPr>
-          <w:rFonts w:ascii="Times New Roman" w:hAnsi="Times New Roman" w:cs="Times New Roman"/>
-          <w:color w:val="212121"/>
-          <w:shd w:val="clear" w:color="auto" w:fill="FFFFFF"/>
-        </w:rPr>
-        <w:t>Healthy</w:t>
-      </w:r>
-      <w:r>
-        <w:rPr>
-          <w:rFonts w:ascii="Times New Roman" w:hAnsi="Times New Roman" w:cs="Times New Roman"/>
-          <w:color w:val="212121"/>
-          <w:shd w:val="clear" w:color="auto" w:fill="FFFFFF"/>
-        </w:rPr>
-        <w:t xml:space="preserve"> Workplace inventory, </w:t>
-      </w:r>
-      <w:r>
-        <w:rPr>
-          <w:rFonts w:ascii="Times New Roman" w:hAnsi="Times New Roman" w:cs="Times New Roman"/>
-          <w:color w:val="212121"/>
-          <w:shd w:val="clear" w:color="auto" w:fill="FFFFFF"/>
-        </w:rPr>
-        <w:t xml:space="preserve">a review of the literature of the article I have selected, and strategies to create high-performance Interprofessional Teams. </w:t>
-      </w:r>
+      </w:pPr>
     </w:p>
     <w:p>
       <w:pPr>
@@ -611,10 +1022,7 @@
           <w:shd w:val="clear" w:color="auto" w:fill="FFFFFF"/>
         </w:rPr>
       </w:pPr>
-    </w:p>
-    <w:p>
-      <w:pPr>
-        <w:spacing w:line="480" w:lineRule="auto"/>
+      <w:r>
         <w:rPr>
           <w:rFonts w:ascii="Times New Roman" w:hAnsi="Times New Roman" w:cs="Times New Roman"/>
           <w:b/>
@@ -624,7 +1032,8 @@
           <w:szCs w:val="28"/>
           <w:shd w:val="clear" w:color="auto" w:fill="FFFFFF"/>
         </w:rPr>
-      </w:pPr>
+        <w:t>Work Environment Assessment</w:t>
+      </w:r>
       <w:r>
         <w:rPr>
           <w:rFonts w:ascii="Times New Roman" w:hAnsi="Times New Roman" w:cs="Times New Roman"/>
@@ -635,18 +1044,6 @@
           <w:szCs w:val="28"/>
           <w:shd w:val="clear" w:color="auto" w:fill="FFFFFF"/>
         </w:rPr>
-        <w:t>Work Environment Assessment</w:t>
-      </w:r>
-      <w:r>
-        <w:rPr>
-          <w:rFonts w:ascii="Times New Roman" w:hAnsi="Times New Roman" w:cs="Times New Roman"/>
-          <w:b/>
-          <w:bCs/>
-          <w:color w:val="212121"/>
-          <w:sz w:val="28"/>
-          <w:szCs w:val="28"/>
-          <w:shd w:val="clear" w:color="auto" w:fill="FFFFFF"/>
-        </w:rPr>
         <w:t>/Two things that surprised me about the result</w:t>
       </w:r>
     </w:p>
@@ -843,128 +1240,128 @@
         <w:rPr>
           <w:rFonts w:ascii="Times New Roman" w:hAnsi="Times New Roman" w:cs="Times New Roman"/>
         </w:rPr>
-        <w:t xml:space="preserve">These two are considered crucial to making a workplace </w:t>
+        <w:t xml:space="preserve">These two are considered crucial to making a workplace civil and despite scoring less on those two we still fall in the very healthy workplace category. </w:t>
+      </w:r>
+      <w:r>
+        <w:rPr>
+          <w:rFonts w:ascii="Times New Roman" w:hAnsi="Times New Roman" w:cs="Times New Roman"/>
+        </w:rPr>
+        <w:t xml:space="preserve">There are times when there is not clear communication among </w:t>
+      </w:r>
+      <w:r>
+        <w:rPr>
+          <w:rFonts w:ascii="Times New Roman" w:hAnsi="Times New Roman" w:cs="Times New Roman"/>
+        </w:rPr>
+        <w:t>health</w:t>
+      </w:r>
+      <w:r>
+        <w:rPr>
+          <w:rFonts w:ascii="Times New Roman" w:hAnsi="Times New Roman" w:cs="Times New Roman"/>
+        </w:rPr>
+        <w:t xml:space="preserve"> care </w:t>
+      </w:r>
+      <w:r>
+        <w:rPr>
+          <w:rFonts w:ascii="Times New Roman" w:hAnsi="Times New Roman" w:cs="Times New Roman"/>
+        </w:rPr>
+        <w:t>workers</w:t>
+      </w:r>
+      <w:r>
+        <w:rPr>
+          <w:rFonts w:ascii="Times New Roman" w:hAnsi="Times New Roman" w:cs="Times New Roman"/>
+        </w:rPr>
+        <w:t xml:space="preserve"> especially when we get </w:t>
+      </w:r>
+      <w:r>
+        <w:rPr>
+          <w:rFonts w:ascii="Times New Roman" w:hAnsi="Times New Roman" w:cs="Times New Roman"/>
+        </w:rPr>
+        <w:t>off-service</w:t>
+      </w:r>
+      <w:r>
+        <w:rPr>
+          <w:rFonts w:ascii="Times New Roman" w:hAnsi="Times New Roman" w:cs="Times New Roman"/>
+        </w:rPr>
+        <w:t xml:space="preserve"> </w:t>
+      </w:r>
+      <w:r>
+        <w:rPr>
+          <w:rFonts w:ascii="Times New Roman" w:hAnsi="Times New Roman" w:cs="Times New Roman"/>
+        </w:rPr>
+        <w:t>patients</w:t>
+      </w:r>
+      <w:r>
+        <w:rPr>
+          <w:rFonts w:ascii="Times New Roman" w:hAnsi="Times New Roman" w:cs="Times New Roman"/>
+        </w:rPr>
+        <w:t xml:space="preserve"> in our unit. I work in Neuro ICU and we always have providers available for neuro patent in the unit but when we get </w:t>
+      </w:r>
+      <w:r>
+        <w:rPr>
+          <w:rFonts w:ascii="Times New Roman" w:hAnsi="Times New Roman" w:cs="Times New Roman"/>
+        </w:rPr>
+        <w:t>off-service</w:t>
+      </w:r>
+      <w:r>
+        <w:rPr>
+          <w:rFonts w:ascii="Times New Roman" w:hAnsi="Times New Roman" w:cs="Times New Roman"/>
+        </w:rPr>
+        <w:t xml:space="preserve"> </w:t>
+      </w:r>
+      <w:r>
+        <w:rPr>
+          <w:rFonts w:ascii="Times New Roman" w:hAnsi="Times New Roman" w:cs="Times New Roman"/>
+        </w:rPr>
+        <w:t>patients</w:t>
+      </w:r>
+      <w:r>
+        <w:rPr>
+          <w:rFonts w:ascii="Times New Roman" w:hAnsi="Times New Roman" w:cs="Times New Roman"/>
+        </w:rPr>
+        <w:t xml:space="preserve">, we don’t see the providers </w:t>
+      </w:r>
+      <w:r>
+        <w:rPr>
+          <w:rFonts w:ascii="Times New Roman" w:hAnsi="Times New Roman" w:cs="Times New Roman"/>
+        </w:rPr>
+        <w:t>for</w:t>
+      </w:r>
+      <w:r>
+        <w:rPr>
+          <w:rFonts w:ascii="Times New Roman" w:hAnsi="Times New Roman" w:cs="Times New Roman"/>
+        </w:rPr>
+        <w:t xml:space="preserve"> that particular patient and </w:t>
+      </w:r>
+      <w:r>
+        <w:rPr>
+          <w:rFonts w:ascii="Times New Roman" w:hAnsi="Times New Roman" w:cs="Times New Roman"/>
+        </w:rPr>
+        <w:t>it's</w:t>
+      </w:r>
+      <w:r>
+        <w:rPr>
+          <w:rFonts w:ascii="Times New Roman" w:hAnsi="Times New Roman" w:cs="Times New Roman"/>
+        </w:rPr>
+        <w:t xml:space="preserve"> not easy to get in touch with </w:t>
+      </w:r>
+      <w:r>
+        <w:rPr>
+          <w:rFonts w:ascii="Times New Roman" w:hAnsi="Times New Roman" w:cs="Times New Roman"/>
+        </w:rPr>
+        <w:t xml:space="preserve">off-service </w:t>
+      </w:r>
+      <w:r>
+        <w:rPr>
+          <w:rFonts w:ascii="Times New Roman" w:hAnsi="Times New Roman" w:cs="Times New Roman"/>
+        </w:rPr>
+        <w:t xml:space="preserve">providers, </w:t>
       </w:r>
       <w:r>
         <w:rPr>
           <w:rFonts w:ascii="Times New Roman" w:hAnsi="Times New Roman" w:cs="Times New Roman"/>
         </w:rPr>
         <w:lastRenderedPageBreak/>
-        <w:t xml:space="preserve">civil and despite scoring less on those two we still fall in the very healthy workplace category. </w:t>
-      </w:r>
-      <w:r>
-        <w:rPr>
-          <w:rFonts w:ascii="Times New Roman" w:hAnsi="Times New Roman" w:cs="Times New Roman"/>
-        </w:rPr>
-        <w:t xml:space="preserve">There are times when there is not clear communication among </w:t>
-      </w:r>
-      <w:r>
-        <w:rPr>
-          <w:rFonts w:ascii="Times New Roman" w:hAnsi="Times New Roman" w:cs="Times New Roman"/>
-        </w:rPr>
-        <w:t>health</w:t>
-      </w:r>
-      <w:r>
-        <w:rPr>
-          <w:rFonts w:ascii="Times New Roman" w:hAnsi="Times New Roman" w:cs="Times New Roman"/>
-        </w:rPr>
-        <w:t xml:space="preserve"> care </w:t>
-      </w:r>
-      <w:r>
-        <w:rPr>
-          <w:rFonts w:ascii="Times New Roman" w:hAnsi="Times New Roman" w:cs="Times New Roman"/>
-        </w:rPr>
-        <w:t>workers</w:t>
-      </w:r>
-      <w:r>
-        <w:rPr>
-          <w:rFonts w:ascii="Times New Roman" w:hAnsi="Times New Roman" w:cs="Times New Roman"/>
-        </w:rPr>
-        <w:t xml:space="preserve"> especially when we get </w:t>
-      </w:r>
-      <w:r>
-        <w:rPr>
-          <w:rFonts w:ascii="Times New Roman" w:hAnsi="Times New Roman" w:cs="Times New Roman"/>
-        </w:rPr>
-        <w:t>off-service</w:t>
-      </w:r>
-      <w:r>
-        <w:rPr>
-          <w:rFonts w:ascii="Times New Roman" w:hAnsi="Times New Roman" w:cs="Times New Roman"/>
-        </w:rPr>
-        <w:t xml:space="preserve"> </w:t>
-      </w:r>
-      <w:r>
-        <w:rPr>
-          <w:rFonts w:ascii="Times New Roman" w:hAnsi="Times New Roman" w:cs="Times New Roman"/>
-        </w:rPr>
-        <w:t>patients</w:t>
-      </w:r>
-      <w:r>
-        <w:rPr>
-          <w:rFonts w:ascii="Times New Roman" w:hAnsi="Times New Roman" w:cs="Times New Roman"/>
-        </w:rPr>
-        <w:t xml:space="preserve"> in our unit. I work in Neuro ICU and we always have providers available for neuro patent in the unit but when we get </w:t>
-      </w:r>
-      <w:r>
-        <w:rPr>
-          <w:rFonts w:ascii="Times New Roman" w:hAnsi="Times New Roman" w:cs="Times New Roman"/>
-        </w:rPr>
-        <w:t>off-service</w:t>
-      </w:r>
-      <w:r>
-        <w:rPr>
-          <w:rFonts w:ascii="Times New Roman" w:hAnsi="Times New Roman" w:cs="Times New Roman"/>
-        </w:rPr>
-        <w:t xml:space="preserve"> </w:t>
-      </w:r>
-      <w:r>
-        <w:rPr>
-          <w:rFonts w:ascii="Times New Roman" w:hAnsi="Times New Roman" w:cs="Times New Roman"/>
-        </w:rPr>
-        <w:t>patients</w:t>
-      </w:r>
-      <w:r>
-        <w:rPr>
-          <w:rFonts w:ascii="Times New Roman" w:hAnsi="Times New Roman" w:cs="Times New Roman"/>
-        </w:rPr>
-        <w:t xml:space="preserve">, we don’t see the providers </w:t>
-      </w:r>
-      <w:r>
-        <w:rPr>
-          <w:rFonts w:ascii="Times New Roman" w:hAnsi="Times New Roman" w:cs="Times New Roman"/>
-        </w:rPr>
-        <w:t>for</w:t>
-      </w:r>
-      <w:r>
-        <w:rPr>
-          <w:rFonts w:ascii="Times New Roman" w:hAnsi="Times New Roman" w:cs="Times New Roman"/>
-        </w:rPr>
-        <w:t xml:space="preserve"> that particular patient and </w:t>
-      </w:r>
-      <w:r>
-        <w:rPr>
-          <w:rFonts w:ascii="Times New Roman" w:hAnsi="Times New Roman" w:cs="Times New Roman"/>
-        </w:rPr>
-        <w:t>it's</w:t>
-      </w:r>
-      <w:r>
-        <w:rPr>
-          <w:rFonts w:ascii="Times New Roman" w:hAnsi="Times New Roman" w:cs="Times New Roman"/>
-        </w:rPr>
-        <w:t xml:space="preserve"> not easy to get in touch with </w:t>
-      </w:r>
-      <w:r>
-        <w:rPr>
-          <w:rFonts w:ascii="Times New Roman" w:hAnsi="Times New Roman" w:cs="Times New Roman"/>
-        </w:rPr>
-        <w:t xml:space="preserve">off-service </w:t>
-      </w:r>
-      <w:r>
-        <w:rPr>
-          <w:rFonts w:ascii="Times New Roman" w:hAnsi="Times New Roman" w:cs="Times New Roman"/>
-        </w:rPr>
-        <w:t xml:space="preserve">providers, they place orders that we find unclear, </w:t>
+        <w:t xml:space="preserve">they place orders that we find unclear, </w:t>
       </w:r>
       <w:r>
         <w:rPr>
@@ -1386,14 +1783,7 @@
         <w:rPr>
           <w:rFonts w:ascii="Times New Roman" w:hAnsi="Times New Roman" w:cs="Times New Roman"/>
         </w:rPr>
-        <w:t xml:space="preserve"> this </w:t>
-      </w:r>
-      <w:r>
-        <w:rPr>
-          <w:rFonts w:ascii="Times New Roman" w:hAnsi="Times New Roman" w:cs="Times New Roman"/>
-        </w:rPr>
-        <w:lastRenderedPageBreak/>
-        <w:t xml:space="preserve">lacking because we are mostly </w:t>
+        <w:t xml:space="preserve"> this lacking because we are mostly </w:t>
       </w:r>
       <w:r>
         <w:rPr>
@@ -1511,14 +1901,15 @@
           <w:rFonts w:ascii="Times New Roman" w:eastAsia="Times New Roman" w:hAnsi="Times New Roman" w:cs="Times New Roman"/>
           <w:color w:val="000000"/>
         </w:rPr>
-        <w:t xml:space="preserve">Another </w:t>
+        <w:t xml:space="preserve">Another surprising thing about this assessment for me was the effect that different types of employees have on the civility of the workplace and how employees have exhibited their </w:t>
       </w:r>
       <w:r>
         <w:rPr>
           <w:rFonts w:ascii="Times New Roman" w:eastAsia="Times New Roman" w:hAnsi="Times New Roman" w:cs="Times New Roman"/>
           <w:color w:val="000000"/>
         </w:rPr>
-        <w:t xml:space="preserve">surprising thing about this assessment for me was the effect that different types of employees have on the civility of the workplace and how employees have exhibited their personalities that should have never been exhibited negatively in their workplace to make the workplace incivility an unhealthy place to work. </w:t>
+        <w:lastRenderedPageBreak/>
+        <w:t xml:space="preserve">personalities that should have never been exhibited negatively in their workplace to make the workplace incivility an unhealthy place to work. </w:t>
       </w:r>
     </w:p>
     <w:p>
@@ -1874,14 +2265,7 @@
         <w:rPr>
           <w:rFonts w:ascii="Times New Roman" w:hAnsi="Times New Roman" w:cs="Times New Roman"/>
         </w:rPr>
-        <w:t xml:space="preserve"> a culture of </w:t>
-      </w:r>
-      <w:r>
-        <w:rPr>
-          <w:rFonts w:ascii="Times New Roman" w:hAnsi="Times New Roman" w:cs="Times New Roman"/>
-        </w:rPr>
-        <w:lastRenderedPageBreak/>
-        <w:t xml:space="preserve">mutual </w:t>
+        <w:t xml:space="preserve"> a culture of mutual </w:t>
       </w:r>
       <w:r>
         <w:rPr>
@@ -2000,6 +2384,7 @@
           <w:szCs w:val="28"/>
           <w:shd w:val="clear" w:color="auto" w:fill="FFFFFF"/>
         </w:rPr>
+        <w:lastRenderedPageBreak/>
         <w:t>Reviewing the literature:</w:t>
       </w:r>
     </w:p>
@@ -2592,16 +2977,7 @@
           <w:color w:val="333333"/>
           <w:shd w:val="clear" w:color="auto" w:fill="FFFFFF"/>
         </w:rPr>
-        <w:t xml:space="preserve"> and </w:t>
-      </w:r>
-      <w:r>
-        <w:rPr>
-          <w:rFonts w:ascii="Times New Roman" w:hAnsi="Times New Roman" w:cs="Times New Roman"/>
-          <w:color w:val="333333"/>
-          <w:shd w:val="clear" w:color="auto" w:fill="FFFFFF"/>
-        </w:rPr>
-        <w:lastRenderedPageBreak/>
-        <w:t xml:space="preserve">rehearsing </w:t>
+        <w:t xml:space="preserve"> and rehearsing </w:t>
       </w:r>
       <w:r>
         <w:rPr>
@@ -3107,16 +3483,7 @@
           <w:color w:val="333333"/>
           <w:shd w:val="clear" w:color="auto" w:fill="FFFFFF"/>
         </w:rPr>
-        <w:t xml:space="preserve">at this time. If the resident was still disrespectful, based on the article we </w:t>
-      </w:r>
-      <w:r>
-        <w:rPr>
-          <w:rFonts w:ascii="Times New Roman" w:hAnsi="Times New Roman" w:cs="Times New Roman"/>
-          <w:color w:val="333333"/>
-          <w:shd w:val="clear" w:color="auto" w:fill="FFFFFF"/>
-        </w:rPr>
-        <w:lastRenderedPageBreak/>
-        <w:t>can use the CUS word again by saying I am</w:t>
+        <w:t>at this time. If the resident was still disrespectful, based on the article we can use the CUS word again by saying I am</w:t>
       </w:r>
       <w:r>
         <w:rPr>
@@ -3720,71 +4087,71 @@
           <w:color w:val="333333"/>
           <w:shd w:val="clear" w:color="auto" w:fill="FFFFFF"/>
         </w:rPr>
+        <w:t>Providing competitive salaries, benefits, compensations</w:t>
+      </w:r>
+      <w:r>
+        <w:rPr>
+          <w:rFonts w:ascii="Times New Roman" w:hAnsi="Times New Roman" w:cs="Times New Roman"/>
+          <w:color w:val="333333"/>
+          <w:shd w:val="clear" w:color="auto" w:fill="FFFFFF"/>
+        </w:rPr>
+        <w:t>,</w:t>
+      </w:r>
+      <w:r>
+        <w:rPr>
+          <w:rFonts w:ascii="Times New Roman" w:hAnsi="Times New Roman" w:cs="Times New Roman"/>
+          <w:color w:val="333333"/>
+          <w:shd w:val="clear" w:color="auto" w:fill="FFFFFF"/>
+        </w:rPr>
+        <w:t xml:space="preserve"> and other rewards can be another strategy to bolster successful practice. This was the domain listed on the Clark Healthy Workplace assessment and this was one of them when my organization scored one point less. </w:t>
+      </w:r>
+      <w:r>
+        <w:rPr>
+          <w:rFonts w:ascii="Times New Roman" w:hAnsi="Times New Roman" w:cs="Times New Roman"/>
+          <w:color w:val="333333"/>
+          <w:shd w:val="clear" w:color="auto" w:fill="FFFFFF"/>
+        </w:rPr>
+        <w:t xml:space="preserve">Satisfied </w:t>
+      </w:r>
+      <w:r>
+        <w:rPr>
+          <w:rFonts w:ascii="Times New Roman" w:hAnsi="Times New Roman" w:cs="Times New Roman"/>
+          <w:color w:val="333333"/>
+          <w:shd w:val="clear" w:color="auto" w:fill="FFFFFF"/>
+        </w:rPr>
+        <w:t>employees</w:t>
+      </w:r>
+      <w:r>
+        <w:rPr>
+          <w:rFonts w:ascii="Times New Roman" w:hAnsi="Times New Roman" w:cs="Times New Roman"/>
+          <w:color w:val="333333"/>
+          <w:shd w:val="clear" w:color="auto" w:fill="FFFFFF"/>
+        </w:rPr>
+        <w:t xml:space="preserve"> can provide quality care, many times even civil employees </w:t>
+      </w:r>
+      <w:r>
+        <w:rPr>
+          <w:rFonts w:ascii="Times New Roman" w:hAnsi="Times New Roman" w:cs="Times New Roman"/>
+          <w:color w:val="333333"/>
+          <w:shd w:val="clear" w:color="auto" w:fill="FFFFFF"/>
+        </w:rPr>
+        <w:t>show</w:t>
+      </w:r>
+      <w:r>
+        <w:rPr>
+          <w:rFonts w:ascii="Times New Roman" w:hAnsi="Times New Roman" w:cs="Times New Roman"/>
+          <w:color w:val="333333"/>
+          <w:shd w:val="clear" w:color="auto" w:fill="FFFFFF"/>
+        </w:rPr>
+        <w:t xml:space="preserve"> uncivil </w:t>
+      </w:r>
+      <w:r>
+        <w:rPr>
+          <w:rFonts w:ascii="Times New Roman" w:hAnsi="Times New Roman" w:cs="Times New Roman"/>
+          <w:color w:val="333333"/>
+          <w:shd w:val="clear" w:color="auto" w:fill="FFFFFF"/>
+        </w:rPr>
         <w:lastRenderedPageBreak/>
-        <w:t>Providing competitive salaries, benefits, compensations</w:t>
-      </w:r>
-      <w:r>
-        <w:rPr>
-          <w:rFonts w:ascii="Times New Roman" w:hAnsi="Times New Roman" w:cs="Times New Roman"/>
-          <w:color w:val="333333"/>
-          <w:shd w:val="clear" w:color="auto" w:fill="FFFFFF"/>
-        </w:rPr>
-        <w:t>,</w:t>
-      </w:r>
-      <w:r>
-        <w:rPr>
-          <w:rFonts w:ascii="Times New Roman" w:hAnsi="Times New Roman" w:cs="Times New Roman"/>
-          <w:color w:val="333333"/>
-          <w:shd w:val="clear" w:color="auto" w:fill="FFFFFF"/>
-        </w:rPr>
-        <w:t xml:space="preserve"> and other rewards can be another strategy to bolster successful practice. This was the domain listed on the Clark Healthy Workplace assessment and this was one of them when my organization scored one point less. </w:t>
-      </w:r>
-      <w:r>
-        <w:rPr>
-          <w:rFonts w:ascii="Times New Roman" w:hAnsi="Times New Roman" w:cs="Times New Roman"/>
-          <w:color w:val="333333"/>
-          <w:shd w:val="clear" w:color="auto" w:fill="FFFFFF"/>
-        </w:rPr>
-        <w:t xml:space="preserve">Satisfied </w:t>
-      </w:r>
-      <w:r>
-        <w:rPr>
-          <w:rFonts w:ascii="Times New Roman" w:hAnsi="Times New Roman" w:cs="Times New Roman"/>
-          <w:color w:val="333333"/>
-          <w:shd w:val="clear" w:color="auto" w:fill="FFFFFF"/>
-        </w:rPr>
-        <w:t>employees</w:t>
-      </w:r>
-      <w:r>
-        <w:rPr>
-          <w:rFonts w:ascii="Times New Roman" w:hAnsi="Times New Roman" w:cs="Times New Roman"/>
-          <w:color w:val="333333"/>
-          <w:shd w:val="clear" w:color="auto" w:fill="FFFFFF"/>
-        </w:rPr>
-        <w:t xml:space="preserve"> can provide quality care, many times even civil employees </w:t>
-      </w:r>
-      <w:r>
-        <w:rPr>
-          <w:rFonts w:ascii="Times New Roman" w:hAnsi="Times New Roman" w:cs="Times New Roman"/>
-          <w:color w:val="333333"/>
-          <w:shd w:val="clear" w:color="auto" w:fill="FFFFFF"/>
-        </w:rPr>
-        <w:t>show</w:t>
-      </w:r>
-      <w:r>
-        <w:rPr>
-          <w:rFonts w:ascii="Times New Roman" w:hAnsi="Times New Roman" w:cs="Times New Roman"/>
-          <w:color w:val="333333"/>
-          <w:shd w:val="clear" w:color="auto" w:fill="FFFFFF"/>
-        </w:rPr>
-        <w:t xml:space="preserve"> uncivil </w:t>
-      </w:r>
-      <w:r>
-        <w:rPr>
-          <w:rFonts w:ascii="Times New Roman" w:hAnsi="Times New Roman" w:cs="Times New Roman"/>
-          <w:color w:val="333333"/>
-          <w:shd w:val="clear" w:color="auto" w:fill="FFFFFF"/>
-        </w:rPr>
         <w:t>attitudes</w:t>
       </w:r>
       <w:r>
@@ -4215,7 +4582,6 @@
         <w:ind w:left="567" w:hanging="567"/>
       </w:pPr>
       <w:r>
-        <w:lastRenderedPageBreak/>
         <w:t xml:space="preserve">Di Fabio, A., &amp; </w:t>
       </w:r>
       <w:proofErr w:type="spellStart"/>
@@ -4388,116 +4754,6 @@
         <w:pStyle w:val="NormalWeb"/>
         <w:spacing w:line="480" w:lineRule="auto"/>
         <w:ind w:left="567" w:hanging="567"/>
-      </w:pPr>
-    </w:p>
-    <w:p>
-      <w:pPr>
-        <w:spacing w:line="480" w:lineRule="auto"/>
-        <w:rPr>
-          <w:rFonts w:ascii="Times New Roman" w:hAnsi="Times New Roman" w:cs="Times New Roman"/>
-          <w:color w:val="333333"/>
-          <w:shd w:val="clear" w:color="auto" w:fill="FFFFFF"/>
-        </w:rPr>
-      </w:pPr>
-    </w:p>
-    <w:p>
-      <w:pPr>
-        <w:spacing w:line="480" w:lineRule="auto"/>
-        <w:rPr>
-          <w:rFonts w:ascii="Times New Roman" w:hAnsi="Times New Roman" w:cs="Times New Roman"/>
-          <w:color w:val="333333"/>
-          <w:shd w:val="clear" w:color="auto" w:fill="FFFFFF"/>
-        </w:rPr>
-      </w:pPr>
-    </w:p>
-    <w:p>
-      <w:pPr>
-        <w:spacing w:line="480" w:lineRule="auto"/>
-        <w:rPr>
-          <w:rFonts w:ascii="Times New Roman" w:hAnsi="Times New Roman" w:cs="Times New Roman"/>
-          <w:color w:val="333333"/>
-          <w:shd w:val="clear" w:color="auto" w:fill="FFFFFF"/>
-        </w:rPr>
-      </w:pPr>
-    </w:p>
-    <w:p>
-      <w:pPr>
-        <w:spacing w:line="480" w:lineRule="auto"/>
-        <w:rPr>
-          <w:rFonts w:ascii="Times New Roman" w:hAnsi="Times New Roman" w:cs="Times New Roman"/>
-          <w:color w:val="333333"/>
-          <w:shd w:val="clear" w:color="auto" w:fill="FFFFFF"/>
-        </w:rPr>
-      </w:pPr>
-    </w:p>
-    <w:p>
-      <w:pPr>
-        <w:spacing w:line="480" w:lineRule="auto"/>
-        <w:rPr>
-          <w:rFonts w:ascii="Times New Roman" w:hAnsi="Times New Roman" w:cs="Times New Roman"/>
-          <w:color w:val="333333"/>
-          <w:shd w:val="clear" w:color="auto" w:fill="FFFFFF"/>
-        </w:rPr>
-      </w:pPr>
-    </w:p>
-    <w:p>
-      <w:pPr>
-        <w:spacing w:line="480" w:lineRule="auto"/>
-        <w:rPr>
-          <w:rFonts w:ascii="Times New Roman" w:hAnsi="Times New Roman" w:cs="Times New Roman"/>
-          <w:color w:val="333333"/>
-          <w:shd w:val="clear" w:color="auto" w:fill="FFFFFF"/>
-        </w:rPr>
-      </w:pPr>
-    </w:p>
-    <w:p>
-      <w:pPr>
-        <w:spacing w:line="480" w:lineRule="auto"/>
-        <w:rPr>
-          <w:rFonts w:ascii="Times New Roman" w:hAnsi="Times New Roman" w:cs="Times New Roman"/>
-          <w:color w:val="333333"/>
-          <w:shd w:val="clear" w:color="auto" w:fill="FFFFFF"/>
-        </w:rPr>
-      </w:pPr>
-    </w:p>
-    <w:p>
-      <w:pPr>
-        <w:spacing w:line="480" w:lineRule="auto"/>
-        <w:rPr>
-          <w:rFonts w:ascii="Times New Roman" w:hAnsi="Times New Roman" w:cs="Times New Roman"/>
-          <w:color w:val="333333"/>
-          <w:shd w:val="clear" w:color="auto" w:fill="FFFFFF"/>
-        </w:rPr>
-      </w:pPr>
-    </w:p>
-    <w:p>
-      <w:pPr>
-        <w:spacing w:line="480" w:lineRule="auto"/>
-        <w:rPr>
-          <w:rFonts w:ascii="Times New Roman" w:hAnsi="Times New Roman" w:cs="Times New Roman"/>
-          <w:color w:val="333333"/>
-          <w:shd w:val="clear" w:color="auto" w:fill="FFFFFF"/>
-        </w:rPr>
-      </w:pPr>
-    </w:p>
-    <w:p>
-      <w:pPr>
-        <w:spacing w:line="480" w:lineRule="auto"/>
-        <w:rPr>
-          <w:rFonts w:ascii="Times New Roman" w:hAnsi="Times New Roman" w:cs="Times New Roman"/>
-          <w:color w:val="333333"/>
-          <w:shd w:val="clear" w:color="auto" w:fill="FFFFFF"/>
-        </w:rPr>
-      </w:pPr>
-    </w:p>
-    <w:p>
-      <w:pPr>
-        <w:spacing w:line="480" w:lineRule="auto"/>
-        <w:rPr>
-          <w:rFonts w:ascii="Times New Roman" w:hAnsi="Times New Roman" w:cs="Times New Roman"/>
-          <w:color w:val="333333"/>
-          <w:shd w:val="clear" w:color="auto" w:fill="FFFFFF"/>
-        </w:rPr>
       </w:pPr>
     </w:p>
     <w:p>
@@ -5008,9 +5264,9 @@
     </w:lvl>
   </w:abstractNum>
   <w:abstractNum w:abstractNumId="2" w15:restartNumberingAfterBreak="0">
-    <w:nsid w:val="61C629D8"/>
+    <w:nsid w:val="42B25934"/>
     <w:multiLevelType w:val="multilevel"/>
-    <w:tmpl w:val="1A4AD756"/>
+    <w:tmpl w:val="D982F678"/>
     <w:lvl w:ilvl="0">
       <w:start w:val="1"/>
       <w:numFmt w:val="bullet"/>
@@ -5156,14 +5412,470 @@
       </w:rPr>
     </w:lvl>
   </w:abstractNum>
+  <w:abstractNum w:abstractNumId="3" w15:restartNumberingAfterBreak="0">
+    <w:nsid w:val="61C629D8"/>
+    <w:multiLevelType w:val="multilevel"/>
+    <w:tmpl w:val="1A4AD756"/>
+    <w:lvl w:ilvl="0">
+      <w:start w:val="1"/>
+      <w:numFmt w:val="bullet"/>
+      <w:lvlText w:val=""/>
+      <w:lvlJc w:val="left"/>
+      <w:pPr>
+        <w:tabs>
+          <w:tab w:val="num" w:pos="720"/>
+        </w:tabs>
+        <w:ind w:left="720" w:hanging="360"/>
+      </w:pPr>
+      <w:rPr>
+        <w:rFonts w:ascii="Symbol" w:hAnsi="Symbol" w:hint="default"/>
+        <w:sz w:val="20"/>
+      </w:rPr>
+    </w:lvl>
+    <w:lvl w:ilvl="1" w:tentative="1">
+      <w:start w:val="1"/>
+      <w:numFmt w:val="bullet"/>
+      <w:lvlText w:val="o"/>
+      <w:lvlJc w:val="left"/>
+      <w:pPr>
+        <w:tabs>
+          <w:tab w:val="num" w:pos="1440"/>
+        </w:tabs>
+        <w:ind w:left="1440" w:hanging="360"/>
+      </w:pPr>
+      <w:rPr>
+        <w:rFonts w:ascii="Courier New" w:hAnsi="Courier New" w:hint="default"/>
+        <w:sz w:val="20"/>
+      </w:rPr>
+    </w:lvl>
+    <w:lvl w:ilvl="2" w:tentative="1">
+      <w:start w:val="1"/>
+      <w:numFmt w:val="bullet"/>
+      <w:lvlText w:val=""/>
+      <w:lvlJc w:val="left"/>
+      <w:pPr>
+        <w:tabs>
+          <w:tab w:val="num" w:pos="2160"/>
+        </w:tabs>
+        <w:ind w:left="2160" w:hanging="360"/>
+      </w:pPr>
+      <w:rPr>
+        <w:rFonts w:ascii="Wingdings" w:hAnsi="Wingdings" w:hint="default"/>
+        <w:sz w:val="20"/>
+      </w:rPr>
+    </w:lvl>
+    <w:lvl w:ilvl="3" w:tentative="1">
+      <w:start w:val="1"/>
+      <w:numFmt w:val="bullet"/>
+      <w:lvlText w:val=""/>
+      <w:lvlJc w:val="left"/>
+      <w:pPr>
+        <w:tabs>
+          <w:tab w:val="num" w:pos="2880"/>
+        </w:tabs>
+        <w:ind w:left="2880" w:hanging="360"/>
+      </w:pPr>
+      <w:rPr>
+        <w:rFonts w:ascii="Wingdings" w:hAnsi="Wingdings" w:hint="default"/>
+        <w:sz w:val="20"/>
+      </w:rPr>
+    </w:lvl>
+    <w:lvl w:ilvl="4" w:tentative="1">
+      <w:start w:val="1"/>
+      <w:numFmt w:val="bullet"/>
+      <w:lvlText w:val=""/>
+      <w:lvlJc w:val="left"/>
+      <w:pPr>
+        <w:tabs>
+          <w:tab w:val="num" w:pos="3600"/>
+        </w:tabs>
+        <w:ind w:left="3600" w:hanging="360"/>
+      </w:pPr>
+      <w:rPr>
+        <w:rFonts w:ascii="Wingdings" w:hAnsi="Wingdings" w:hint="default"/>
+        <w:sz w:val="20"/>
+      </w:rPr>
+    </w:lvl>
+    <w:lvl w:ilvl="5" w:tentative="1">
+      <w:start w:val="1"/>
+      <w:numFmt w:val="bullet"/>
+      <w:lvlText w:val=""/>
+      <w:lvlJc w:val="left"/>
+      <w:pPr>
+        <w:tabs>
+          <w:tab w:val="num" w:pos="4320"/>
+        </w:tabs>
+        <w:ind w:left="4320" w:hanging="360"/>
+      </w:pPr>
+      <w:rPr>
+        <w:rFonts w:ascii="Wingdings" w:hAnsi="Wingdings" w:hint="default"/>
+        <w:sz w:val="20"/>
+      </w:rPr>
+    </w:lvl>
+    <w:lvl w:ilvl="6" w:tentative="1">
+      <w:start w:val="1"/>
+      <w:numFmt w:val="bullet"/>
+      <w:lvlText w:val=""/>
+      <w:lvlJc w:val="left"/>
+      <w:pPr>
+        <w:tabs>
+          <w:tab w:val="num" w:pos="5040"/>
+        </w:tabs>
+        <w:ind w:left="5040" w:hanging="360"/>
+      </w:pPr>
+      <w:rPr>
+        <w:rFonts w:ascii="Wingdings" w:hAnsi="Wingdings" w:hint="default"/>
+        <w:sz w:val="20"/>
+      </w:rPr>
+    </w:lvl>
+    <w:lvl w:ilvl="7" w:tentative="1">
+      <w:start w:val="1"/>
+      <w:numFmt w:val="bullet"/>
+      <w:lvlText w:val=""/>
+      <w:lvlJc w:val="left"/>
+      <w:pPr>
+        <w:tabs>
+          <w:tab w:val="num" w:pos="5760"/>
+        </w:tabs>
+        <w:ind w:left="5760" w:hanging="360"/>
+      </w:pPr>
+      <w:rPr>
+        <w:rFonts w:ascii="Wingdings" w:hAnsi="Wingdings" w:hint="default"/>
+        <w:sz w:val="20"/>
+      </w:rPr>
+    </w:lvl>
+    <w:lvl w:ilvl="8" w:tentative="1">
+      <w:start w:val="1"/>
+      <w:numFmt w:val="bullet"/>
+      <w:lvlText w:val=""/>
+      <w:lvlJc w:val="left"/>
+      <w:pPr>
+        <w:tabs>
+          <w:tab w:val="num" w:pos="6480"/>
+        </w:tabs>
+        <w:ind w:left="6480" w:hanging="360"/>
+      </w:pPr>
+      <w:rPr>
+        <w:rFonts w:ascii="Wingdings" w:hAnsi="Wingdings" w:hint="default"/>
+        <w:sz w:val="20"/>
+      </w:rPr>
+    </w:lvl>
+  </w:abstractNum>
+  <w:abstractNum w:abstractNumId="4" w15:restartNumberingAfterBreak="0">
+    <w:nsid w:val="67322D51"/>
+    <w:multiLevelType w:val="multilevel"/>
+    <w:tmpl w:val="844CF8BE"/>
+    <w:lvl w:ilvl="0">
+      <w:start w:val="1"/>
+      <w:numFmt w:val="bullet"/>
+      <w:lvlText w:val=""/>
+      <w:lvlJc w:val="left"/>
+      <w:pPr>
+        <w:tabs>
+          <w:tab w:val="num" w:pos="720"/>
+        </w:tabs>
+        <w:ind w:left="720" w:hanging="360"/>
+      </w:pPr>
+      <w:rPr>
+        <w:rFonts w:ascii="Symbol" w:hAnsi="Symbol" w:hint="default"/>
+        <w:sz w:val="20"/>
+      </w:rPr>
+    </w:lvl>
+    <w:lvl w:ilvl="1" w:tentative="1">
+      <w:start w:val="1"/>
+      <w:numFmt w:val="bullet"/>
+      <w:lvlText w:val="o"/>
+      <w:lvlJc w:val="left"/>
+      <w:pPr>
+        <w:tabs>
+          <w:tab w:val="num" w:pos="1440"/>
+        </w:tabs>
+        <w:ind w:left="1440" w:hanging="360"/>
+      </w:pPr>
+      <w:rPr>
+        <w:rFonts w:ascii="Courier New" w:hAnsi="Courier New" w:hint="default"/>
+        <w:sz w:val="20"/>
+      </w:rPr>
+    </w:lvl>
+    <w:lvl w:ilvl="2" w:tentative="1">
+      <w:start w:val="1"/>
+      <w:numFmt w:val="bullet"/>
+      <w:lvlText w:val=""/>
+      <w:lvlJc w:val="left"/>
+      <w:pPr>
+        <w:tabs>
+          <w:tab w:val="num" w:pos="2160"/>
+        </w:tabs>
+        <w:ind w:left="2160" w:hanging="360"/>
+      </w:pPr>
+      <w:rPr>
+        <w:rFonts w:ascii="Wingdings" w:hAnsi="Wingdings" w:hint="default"/>
+        <w:sz w:val="20"/>
+      </w:rPr>
+    </w:lvl>
+    <w:lvl w:ilvl="3" w:tentative="1">
+      <w:start w:val="1"/>
+      <w:numFmt w:val="bullet"/>
+      <w:lvlText w:val=""/>
+      <w:lvlJc w:val="left"/>
+      <w:pPr>
+        <w:tabs>
+          <w:tab w:val="num" w:pos="2880"/>
+        </w:tabs>
+        <w:ind w:left="2880" w:hanging="360"/>
+      </w:pPr>
+      <w:rPr>
+        <w:rFonts w:ascii="Wingdings" w:hAnsi="Wingdings" w:hint="default"/>
+        <w:sz w:val="20"/>
+      </w:rPr>
+    </w:lvl>
+    <w:lvl w:ilvl="4" w:tentative="1">
+      <w:start w:val="1"/>
+      <w:numFmt w:val="bullet"/>
+      <w:lvlText w:val=""/>
+      <w:lvlJc w:val="left"/>
+      <w:pPr>
+        <w:tabs>
+          <w:tab w:val="num" w:pos="3600"/>
+        </w:tabs>
+        <w:ind w:left="3600" w:hanging="360"/>
+      </w:pPr>
+      <w:rPr>
+        <w:rFonts w:ascii="Wingdings" w:hAnsi="Wingdings" w:hint="default"/>
+        <w:sz w:val="20"/>
+      </w:rPr>
+    </w:lvl>
+    <w:lvl w:ilvl="5" w:tentative="1">
+      <w:start w:val="1"/>
+      <w:numFmt w:val="bullet"/>
+      <w:lvlText w:val=""/>
+      <w:lvlJc w:val="left"/>
+      <w:pPr>
+        <w:tabs>
+          <w:tab w:val="num" w:pos="4320"/>
+        </w:tabs>
+        <w:ind w:left="4320" w:hanging="360"/>
+      </w:pPr>
+      <w:rPr>
+        <w:rFonts w:ascii="Wingdings" w:hAnsi="Wingdings" w:hint="default"/>
+        <w:sz w:val="20"/>
+      </w:rPr>
+    </w:lvl>
+    <w:lvl w:ilvl="6" w:tentative="1">
+      <w:start w:val="1"/>
+      <w:numFmt w:val="bullet"/>
+      <w:lvlText w:val=""/>
+      <w:lvlJc w:val="left"/>
+      <w:pPr>
+        <w:tabs>
+          <w:tab w:val="num" w:pos="5040"/>
+        </w:tabs>
+        <w:ind w:left="5040" w:hanging="360"/>
+      </w:pPr>
+      <w:rPr>
+        <w:rFonts w:ascii="Wingdings" w:hAnsi="Wingdings" w:hint="default"/>
+        <w:sz w:val="20"/>
+      </w:rPr>
+    </w:lvl>
+    <w:lvl w:ilvl="7" w:tentative="1">
+      <w:start w:val="1"/>
+      <w:numFmt w:val="bullet"/>
+      <w:lvlText w:val=""/>
+      <w:lvlJc w:val="left"/>
+      <w:pPr>
+        <w:tabs>
+          <w:tab w:val="num" w:pos="5760"/>
+        </w:tabs>
+        <w:ind w:left="5760" w:hanging="360"/>
+      </w:pPr>
+      <w:rPr>
+        <w:rFonts w:ascii="Wingdings" w:hAnsi="Wingdings" w:hint="default"/>
+        <w:sz w:val="20"/>
+      </w:rPr>
+    </w:lvl>
+    <w:lvl w:ilvl="8" w:tentative="1">
+      <w:start w:val="1"/>
+      <w:numFmt w:val="bullet"/>
+      <w:lvlText w:val=""/>
+      <w:lvlJc w:val="left"/>
+      <w:pPr>
+        <w:tabs>
+          <w:tab w:val="num" w:pos="6480"/>
+        </w:tabs>
+        <w:ind w:left="6480" w:hanging="360"/>
+      </w:pPr>
+      <w:rPr>
+        <w:rFonts w:ascii="Wingdings" w:hAnsi="Wingdings" w:hint="default"/>
+        <w:sz w:val="20"/>
+      </w:rPr>
+    </w:lvl>
+  </w:abstractNum>
+  <w:abstractNum w:abstractNumId="5" w15:restartNumberingAfterBreak="0">
+    <w:nsid w:val="798B0C3E"/>
+    <w:multiLevelType w:val="multilevel"/>
+    <w:tmpl w:val="BE508CF8"/>
+    <w:lvl w:ilvl="0">
+      <w:start w:val="1"/>
+      <w:numFmt w:val="bullet"/>
+      <w:lvlText w:val=""/>
+      <w:lvlJc w:val="left"/>
+      <w:pPr>
+        <w:tabs>
+          <w:tab w:val="num" w:pos="720"/>
+        </w:tabs>
+        <w:ind w:left="720" w:hanging="360"/>
+      </w:pPr>
+      <w:rPr>
+        <w:rFonts w:ascii="Symbol" w:hAnsi="Symbol" w:hint="default"/>
+        <w:sz w:val="20"/>
+      </w:rPr>
+    </w:lvl>
+    <w:lvl w:ilvl="1" w:tentative="1">
+      <w:start w:val="1"/>
+      <w:numFmt w:val="bullet"/>
+      <w:lvlText w:val="o"/>
+      <w:lvlJc w:val="left"/>
+      <w:pPr>
+        <w:tabs>
+          <w:tab w:val="num" w:pos="1440"/>
+        </w:tabs>
+        <w:ind w:left="1440" w:hanging="360"/>
+      </w:pPr>
+      <w:rPr>
+        <w:rFonts w:ascii="Courier New" w:hAnsi="Courier New" w:hint="default"/>
+        <w:sz w:val="20"/>
+      </w:rPr>
+    </w:lvl>
+    <w:lvl w:ilvl="2" w:tentative="1">
+      <w:start w:val="1"/>
+      <w:numFmt w:val="bullet"/>
+      <w:lvlText w:val=""/>
+      <w:lvlJc w:val="left"/>
+      <w:pPr>
+        <w:tabs>
+          <w:tab w:val="num" w:pos="2160"/>
+        </w:tabs>
+        <w:ind w:left="2160" w:hanging="360"/>
+      </w:pPr>
+      <w:rPr>
+        <w:rFonts w:ascii="Wingdings" w:hAnsi="Wingdings" w:hint="default"/>
+        <w:sz w:val="20"/>
+      </w:rPr>
+    </w:lvl>
+    <w:lvl w:ilvl="3" w:tentative="1">
+      <w:start w:val="1"/>
+      <w:numFmt w:val="bullet"/>
+      <w:lvlText w:val=""/>
+      <w:lvlJc w:val="left"/>
+      <w:pPr>
+        <w:tabs>
+          <w:tab w:val="num" w:pos="2880"/>
+        </w:tabs>
+        <w:ind w:left="2880" w:hanging="360"/>
+      </w:pPr>
+      <w:rPr>
+        <w:rFonts w:ascii="Wingdings" w:hAnsi="Wingdings" w:hint="default"/>
+        <w:sz w:val="20"/>
+      </w:rPr>
+    </w:lvl>
+    <w:lvl w:ilvl="4" w:tentative="1">
+      <w:start w:val="1"/>
+      <w:numFmt w:val="bullet"/>
+      <w:lvlText w:val=""/>
+      <w:lvlJc w:val="left"/>
+      <w:pPr>
+        <w:tabs>
+          <w:tab w:val="num" w:pos="3600"/>
+        </w:tabs>
+        <w:ind w:left="3600" w:hanging="360"/>
+      </w:pPr>
+      <w:rPr>
+        <w:rFonts w:ascii="Wingdings" w:hAnsi="Wingdings" w:hint="default"/>
+        <w:sz w:val="20"/>
+      </w:rPr>
+    </w:lvl>
+    <w:lvl w:ilvl="5" w:tentative="1">
+      <w:start w:val="1"/>
+      <w:numFmt w:val="bullet"/>
+      <w:lvlText w:val=""/>
+      <w:lvlJc w:val="left"/>
+      <w:pPr>
+        <w:tabs>
+          <w:tab w:val="num" w:pos="4320"/>
+        </w:tabs>
+        <w:ind w:left="4320" w:hanging="360"/>
+      </w:pPr>
+      <w:rPr>
+        <w:rFonts w:ascii="Wingdings" w:hAnsi="Wingdings" w:hint="default"/>
+        <w:sz w:val="20"/>
+      </w:rPr>
+    </w:lvl>
+    <w:lvl w:ilvl="6" w:tentative="1">
+      <w:start w:val="1"/>
+      <w:numFmt w:val="bullet"/>
+      <w:lvlText w:val=""/>
+      <w:lvlJc w:val="left"/>
+      <w:pPr>
+        <w:tabs>
+          <w:tab w:val="num" w:pos="5040"/>
+        </w:tabs>
+        <w:ind w:left="5040" w:hanging="360"/>
+      </w:pPr>
+      <w:rPr>
+        <w:rFonts w:ascii="Wingdings" w:hAnsi="Wingdings" w:hint="default"/>
+        <w:sz w:val="20"/>
+      </w:rPr>
+    </w:lvl>
+    <w:lvl w:ilvl="7" w:tentative="1">
+      <w:start w:val="1"/>
+      <w:numFmt w:val="bullet"/>
+      <w:lvlText w:val=""/>
+      <w:lvlJc w:val="left"/>
+      <w:pPr>
+        <w:tabs>
+          <w:tab w:val="num" w:pos="5760"/>
+        </w:tabs>
+        <w:ind w:left="5760" w:hanging="360"/>
+      </w:pPr>
+      <w:rPr>
+        <w:rFonts w:ascii="Wingdings" w:hAnsi="Wingdings" w:hint="default"/>
+        <w:sz w:val="20"/>
+      </w:rPr>
+    </w:lvl>
+    <w:lvl w:ilvl="8" w:tentative="1">
+      <w:start w:val="1"/>
+      <w:numFmt w:val="bullet"/>
+      <w:lvlText w:val=""/>
+      <w:lvlJc w:val="left"/>
+      <w:pPr>
+        <w:tabs>
+          <w:tab w:val="num" w:pos="6480"/>
+        </w:tabs>
+        <w:ind w:left="6480" w:hanging="360"/>
+      </w:pPr>
+      <w:rPr>
+        <w:rFonts w:ascii="Wingdings" w:hAnsi="Wingdings" w:hint="default"/>
+        <w:sz w:val="20"/>
+      </w:rPr>
+    </w:lvl>
+  </w:abstractNum>
   <w:num w:numId="1" w16cid:durableId="1853491648">
     <w:abstractNumId w:val="1"/>
   </w:num>
   <w:num w:numId="2" w16cid:durableId="207036420">
-    <w:abstractNumId w:val="2"/>
+    <w:abstractNumId w:val="3"/>
   </w:num>
   <w:num w:numId="3" w16cid:durableId="700403504">
     <w:abstractNumId w:val="0"/>
+  </w:num>
+  <w:num w:numId="4" w16cid:durableId="735590015">
+    <w:abstractNumId w:val="4"/>
+  </w:num>
+  <w:num w:numId="5" w16cid:durableId="1509322099">
+    <w:abstractNumId w:val="2"/>
+  </w:num>
+  <w:num w:numId="6" w16cid:durableId="796531531">
+    <w:abstractNumId w:val="5"/>
   </w:num>
 </w:numbering>
 </file>
@@ -5560,6 +6272,25 @@
     <w:name w:val="Normal"/>
     <w:qFormat/>
   </w:style>
+  <w:style w:type="paragraph" w:styleId="Heading2">
+    <w:name w:val="heading 2"/>
+    <w:basedOn w:val="Normal"/>
+    <w:link w:val="Heading2Char"/>
+    <w:uiPriority w:val="9"/>
+    <w:qFormat/>
+    <w:rsid w:val="00CD3AB8"/>
+    <w:pPr>
+      <w:spacing w:before="100" w:beforeAutospacing="1" w:after="100" w:afterAutospacing="1"/>
+      <w:outlineLvl w:val="1"/>
+    </w:pPr>
+    <w:rPr>
+      <w:rFonts w:ascii="Times New Roman" w:eastAsia="Times New Roman" w:hAnsi="Times New Roman" w:cs="Times New Roman"/>
+      <w:b/>
+      <w:bCs/>
+      <w:sz w:val="36"/>
+      <w:szCs w:val="36"/>
+    </w:rPr>
+  </w:style>
   <w:style w:type="character" w:default="1" w:styleId="DefaultParagraphFont">
     <w:name w:val="Default Paragraph Font"/>
     <w:uiPriority w:val="1"/>
@@ -5701,6 +6432,31 @@
       <w:sz w:val="22"/>
       <w:szCs w:val="22"/>
       <w:lang w:eastAsia="zh-CN"/>
+    </w:rPr>
+  </w:style>
+  <w:style w:type="character" w:styleId="Strong">
+    <w:name w:val="Strong"/>
+    <w:basedOn w:val="DefaultParagraphFont"/>
+    <w:uiPriority w:val="22"/>
+    <w:qFormat/>
+    <w:rsid w:val="002A0225"/>
+    <w:rPr>
+      <w:b/>
+      <w:bCs/>
+    </w:rPr>
+  </w:style>
+  <w:style w:type="character" w:customStyle="1" w:styleId="Heading2Char">
+    <w:name w:val="Heading 2 Char"/>
+    <w:basedOn w:val="DefaultParagraphFont"/>
+    <w:link w:val="Heading2"/>
+    <w:uiPriority w:val="9"/>
+    <w:rsid w:val="00CD3AB8"/>
+    <w:rPr>
+      <w:rFonts w:ascii="Times New Roman" w:eastAsia="Times New Roman" w:hAnsi="Times New Roman" w:cs="Times New Roman"/>
+      <w:b/>
+      <w:bCs/>
+      <w:sz w:val="36"/>
+      <w:szCs w:val="36"/>
     </w:rPr>
   </w:style>
 </w:styles>
